--- a/arb/docx/57.content.docx
+++ b/arb/docx/57.content.docx
@@ -32,23 +32,6 @@
     </w:p>
     <w:p>
       <w:pPr>
-        <w:pStyle w:val="Heading2"/>
-        <w:bidi/>
-      </w:pPr>
-      <w:r>
-        <w:rPr>
-          <w:lang w:val="ar_AE" w:bidi="ar_AE"/>
-        </w:rPr>
-        <w:t>License Information</w:t>
-      </w:r>
-      <w:r>
-        <w:rPr>
-          <w:lang w:val="ar_AE" w:bidi="ar_AE"/>
-        </w:rPr>
-      </w:r>
-    </w:p>
-    <w:p>
-      <w:pPr>
         <w:bidi/>
       </w:pPr>
       <w:r>
@@ -61,19 +44,23 @@
           <w:b/>
           <w:lang w:val="ar_AE" w:bidi="ar_AE"/>
         </w:rPr>
-        <w:t>ملاحظات الدراسة (تينديل)</w:t>
-      </w:r>
-      <w:r>
-        <w:rPr>
-          <w:lang w:val="ar_AE" w:bidi="ar_AE"/>
-        </w:rPr>
-        <w:t xml:space="preserve"> (Arabic) is based on</w:t>
-      </w:r>
-      <w:r>
-        <w:rPr>
-          <w:lang w:val="ar_AE" w:bidi="ar_AE"/>
-        </w:rPr>
-        <w:t xml:space="preserve">: </w:t>
+        <w:t>Aquifer Open Study Notes</w:t>
+      </w:r>
+    </w:p>
+    <w:p>
+      <w:pPr>
+        <w:bidi/>
+      </w:pPr>
+      <w:r>
+        <w:rPr>
+          <w:lang w:val="ar_AE" w:bidi="ar_AE"/>
+        </w:rPr>
+      </w:r>
+      <w:r>
+        <w:rPr>
+          <w:lang w:val="ar_AE" w:bidi="ar_AE"/>
+        </w:rPr>
+        <w:t xml:space="preserve">This work is an adaptation of </w:t>
       </w:r>
       <w:r>
         <w:rPr>
@@ -85,64 +72,35 @@
         <w:rPr>
           <w:lang w:val="ar_AE" w:bidi="ar_AE"/>
         </w:rPr>
-        <w:t xml:space="preserve">, </w:t>
-      </w:r>
-      <w:hyperlink r:id="rId13">
-        <w:r>
-          <w:rPr>
-            <w:lang w:val="ar_AE" w:bidi="ar_AE"/>
-          </w:rPr>
-          <w:rPr>
-            <w:color w:val="0000EE"/>
-            <w:u w:val="single"/>
-          </w:rPr>
-          <w:t>Tyndale House Publishers</w:t>
-        </w:r>
-      </w:hyperlink>
-      <w:r>
-        <w:rPr>
-          <w:lang w:val="ar_AE" w:bidi="ar_AE"/>
-        </w:rPr>
-        <w:t xml:space="preserve">, 2019, which is licensed under a </w:t>
-      </w:r>
-      <w:hyperlink r:id="rId14">
-        <w:r>
-          <w:rPr>
-            <w:lang w:val="ar_AE" w:bidi="ar_AE"/>
-          </w:rPr>
-          <w:rPr>
-            <w:color w:val="0000EE"/>
-            <w:u w:val="single"/>
-          </w:rPr>
-          <w:t>CC BY-SA 4.0 license</w:t>
-        </w:r>
-      </w:hyperlink>
-      <w:r>
-        <w:rPr>
-          <w:lang w:val="ar_AE" w:bidi="ar_AE"/>
-        </w:rPr>
-        <w:t>.</w:t>
-      </w:r>
-      <w:r>
-        <w:rPr>
-          <w:lang w:val="ar_AE" w:bidi="ar_AE"/>
-        </w:rPr>
-      </w:r>
-    </w:p>
-    <w:p>
-      <w:pPr>
-        <w:bidi/>
-      </w:pPr>
-      <w:r>
-        <w:rPr>
-          <w:lang w:val="ar_AE" w:bidi="ar_AE"/>
-        </w:rPr>
-      </w:r>
-      <w:r>
-        <w:rPr>
-          <w:lang w:val="ar_AE" w:bidi="ar_AE"/>
-        </w:rPr>
-        <w:t>This PDF version is provided under the same license.</w:t>
+        <w:t xml:space="preserve"> © 2023 Tyndale House Publishers, licensed under the CC BY-SA 4.0 license. The adaptation, </w:t>
+      </w:r>
+      <w:r>
+        <w:rPr>
+          <w:lang w:val="ar_AE" w:bidi="ar_AE"/>
+        </w:rPr>
+        <w:t>Aquifer Open Study Notes</w:t>
+      </w:r>
+      <w:r>
+        <w:rPr>
+          <w:lang w:val="ar_AE" w:bidi="ar_AE"/>
+        </w:rPr>
+        <w:t>, was created by Mission Mutual and is also licensed under CC BY-SA 4.0.</w:t>
+      </w:r>
+    </w:p>
+    <w:p>
+      <w:pPr>
+        <w:bidi/>
+      </w:pPr>
+      <w:r>
+        <w:rPr>
+          <w:lang w:val="ar_AE" w:bidi="ar_AE"/>
+        </w:rPr>
+      </w:r>
+      <w:r>
+        <w:rPr>
+          <w:lang w:val="ar_AE" w:bidi="ar_AE"/>
+        </w:rPr>
+        <w:t>This resource has been adapted into multiple languages, including English, Tok Pisin, Arabic (عربي), French (Français), Hindi (हिंदी), Indonesian (Bahasa Indonesia), Portuguese (Português), Russian (Русский), Spanish (Español), Swahili (Kiswahili), and Simplified Chinese (简体中文).</w:t>
       </w:r>
       <w:r>
         <w:rPr>
@@ -447,7 +405,7 @@
         </w:rPr>
         <w:t>هذه الرسالة ليست موجهة إلى فليمون وحده، بل أيضًا إلى عائلته وكنيسته. • أَبْفِيَّةَ كانت على الأرجح زوجة فليمون. • الْمُتَجَنِّد: إن خادم المسيح مشترك في حرب ويجب أن يكون مستعدًا للثبات في وجه المقاومة (</w:t>
       </w:r>
-      <w:hyperlink r:id="rId15">
+      <w:hyperlink r:id="rId13">
         <w:r>
           <w:rPr>
             <w:lang w:val="ar_AE" w:bidi="ar_AE"/>
@@ -465,7 +423,7 @@
         </w:rPr>
         <w:t xml:space="preserve">). • أَرْخِبُّسَ كان على الأرجح ابن فليمون (مذكور أيضًا في </w:t>
       </w:r>
-      <w:hyperlink r:id="rId16">
+      <w:hyperlink r:id="rId14">
         <w:r>
           <w:rPr>
             <w:lang w:val="ar_AE" w:bidi="ar_AE"/>
@@ -483,7 +441,7 @@
         </w:rPr>
         <w:t xml:space="preserve">). • وَإِلَى الْكَنِيسَةِ الَّتِي فِي بَيْتِكَ: كان المسيحيون الأوائل يجتمعون معًا في البيوت الخاصة (انظر أيضًا </w:t>
       </w:r>
-      <w:hyperlink r:id="rId17">
+      <w:hyperlink r:id="rId15">
         <w:r>
           <w:rPr>
             <w:lang w:val="ar_AE" w:bidi="ar_AE"/>
@@ -501,7 +459,7 @@
         </w:rPr>
         <w:t xml:space="preserve">; </w:t>
       </w:r>
-      <w:hyperlink r:id="rId18">
+      <w:hyperlink r:id="rId16">
         <w:r>
           <w:rPr>
             <w:lang w:val="ar_AE" w:bidi="ar_AE"/>
@@ -519,7 +477,7 @@
         </w:rPr>
         <w:t xml:space="preserve">; </w:t>
       </w:r>
-      <w:hyperlink r:id="rId19">
+      <w:hyperlink r:id="rId17">
         <w:r>
           <w:rPr>
             <w:lang w:val="ar_AE" w:bidi="ar_AE"/>
@@ -590,7 +548,7 @@
         </w:rPr>
         <w:t xml:space="preserve">لَكُمْ بصيغة الجمع، تشير إلى جميع المذكورين في </w:t>
       </w:r>
-      <w:hyperlink r:id="rId20">
+      <w:hyperlink r:id="rId18">
         <w:r>
           <w:rPr>
             <w:lang w:val="ar_AE" w:bidi="ar_AE"/>
@@ -608,7 +566,7 @@
         </w:rPr>
         <w:t xml:space="preserve">. • النعمة والسلام يمثِّلان التحيات التقليدية اليونانية والعبرية، على التوالي؛ وهي الآن تُفهم كعطايا من الله (قارن </w:t>
       </w:r>
-      <w:hyperlink r:id="rId21">
+      <w:hyperlink r:id="rId19">
         <w:r>
           <w:rPr>
             <w:lang w:val="ar_AE" w:bidi="ar_AE"/>
@@ -679,7 +637,7 @@
         </w:rPr>
         <w:t>في رسائله، عادةً ما يشكر بولس الله على إيمان ومحبة قرائه ثم يذكر صلواته من أجلهم (</w:t>
       </w:r>
-      <w:hyperlink r:id="rId22">
+      <w:hyperlink r:id="rId20">
         <w:r>
           <w:rPr>
             <w:lang w:val="ar_AE" w:bidi="ar_AE"/>
@@ -697,7 +655,7 @@
         </w:rPr>
         <w:t xml:space="preserve">؛ </w:t>
       </w:r>
-      <w:hyperlink r:id="rId23">
+      <w:hyperlink r:id="rId21">
         <w:r>
           <w:rPr>
             <w:lang w:val="ar_AE" w:bidi="ar_AE"/>
@@ -715,7 +673,7 @@
         </w:rPr>
         <w:t xml:space="preserve">؛ </w:t>
       </w:r>
-      <w:hyperlink r:id="rId24">
+      <w:hyperlink r:id="rId22">
         <w:r>
           <w:rPr>
             <w:lang w:val="ar_AE" w:bidi="ar_AE"/>
@@ -733,7 +691,7 @@
         </w:rPr>
         <w:t xml:space="preserve">؛ قارن </w:t>
       </w:r>
-      <w:hyperlink r:id="rId25">
+      <w:hyperlink r:id="rId23">
         <w:r>
           <w:rPr>
             <w:lang w:val="ar_AE" w:bidi="ar_AE"/>
@@ -857,7 +815,7 @@
         </w:rPr>
         <w:t xml:space="preserve">يمكن ترجمة هذه الآية بطرق متعددة. يشير بولس إلى أن فليمون ينبغي أن يكون كريمًا ومُنعمًا مع أنسيمس في ضوء صلاح الله لفليمون (قارن </w:t>
       </w:r>
-      <w:hyperlink r:id="rId26">
+      <w:hyperlink r:id="rId24">
         <w:r>
           <w:rPr>
             <w:lang w:val="ar_AE" w:bidi="ar_AE"/>
@@ -875,7 +833,7 @@
         </w:rPr>
         <w:t xml:space="preserve">، </w:t>
       </w:r>
-      <w:hyperlink r:id="rId27">
+      <w:hyperlink r:id="rId25">
         <w:r>
           <w:rPr>
             <w:lang w:val="ar_AE" w:bidi="ar_AE"/>
@@ -949,7 +907,7 @@
         </w:rPr>
         <w:t>يُقَدِّم الرسول بولس طلبًا لأن فليمون كان معروفًا بكونه شخصًا رحيمًا ومحبًا (</w:t>
       </w:r>
-      <w:hyperlink r:id="rId28">
+      <w:hyperlink r:id="rId26">
         <w:r>
           <w:rPr>
             <w:lang w:val="ar_AE" w:bidi="ar_AE"/>
@@ -1125,7 +1083,7 @@
         </w:rPr>
         <w:t xml:space="preserve">)... وَلكِنَّهُ الآنَ نَافِعٌ لَكَ وَلِي: قد يكون هذا تلاعبًا بالألفاظ (قارن </w:t>
       </w:r>
-      <w:hyperlink r:id="rId29">
+      <w:hyperlink r:id="rId27">
         <w:r>
           <w:rPr>
             <w:lang w:val="ar_AE" w:bidi="ar_AE"/>
@@ -1196,7 +1154,7 @@
         </w:rPr>
         <w:t xml:space="preserve">يشير بولس إلى رغبته في أن يختار فليمون تحرير أنسيمس ليكون مساعدًا له (انظر أيضًا </w:t>
       </w:r>
-      <w:hyperlink r:id="rId30">
+      <w:hyperlink r:id="rId28">
         <w:r>
           <w:rPr>
             <w:lang w:val="ar_AE" w:bidi="ar_AE"/>
@@ -1214,7 +1172,7 @@
         </w:rPr>
         <w:t>). الحياة المسيحية هي استجابة حرة لنعمة الله (</w:t>
       </w:r>
-      <w:hyperlink r:id="rId31">
+      <w:hyperlink r:id="rId29">
         <w:r>
           <w:rPr>
             <w:lang w:val="ar_AE" w:bidi="ar_AE"/>
@@ -1232,7 +1190,7 @@
         </w:rPr>
         <w:t xml:space="preserve">; </w:t>
       </w:r>
-      <w:hyperlink r:id="rId32">
+      <w:hyperlink r:id="rId30">
         <w:r>
           <w:rPr>
             <w:lang w:val="ar_AE" w:bidi="ar_AE"/>
@@ -1250,7 +1208,7 @@
         </w:rPr>
         <w:t xml:space="preserve">; </w:t>
       </w:r>
-      <w:hyperlink r:id="rId33">
+      <w:hyperlink r:id="rId31">
         <w:r>
           <w:rPr>
             <w:lang w:val="ar_AE" w:bidi="ar_AE"/>
@@ -1506,7 +1464,7 @@
         </w:rPr>
         <w:t xml:space="preserve">يضمن بولس وعده بتوقيعه. كان عادةً يملي رسائله على كاتب أو مُحرر، وفي بعض الأحيان، كما هو الحال هنا، كان يكتب شيئًا بخط يده. • بِنَفْسِكَ: أي خلاصه. كان فليمون مدينًا لبولس بأكثر مما قد يكون أنسيمس مدينًا له. سواء كان هذا يعني أن فليمون قد اهتدى بشكل مباشر أو بشكل غير مباشر من خلال كرازة بولس ليس واضحًا (قارن </w:t>
       </w:r>
-      <w:hyperlink r:id="rId34">
+      <w:hyperlink r:id="rId32">
         <w:r>
           <w:rPr>
             <w:lang w:val="ar_AE" w:bidi="ar_AE"/>
@@ -1590,7 +1548,7 @@
         </w:rPr>
         <w:t xml:space="preserve"> قد تكون الكلمة اليونانية onaimēn ("معروف، فائدة") تلاعبًا باسم أنسيمس، الذي يمكن أن يعني "مفيد" (قارن </w:t>
       </w:r>
-      <w:hyperlink r:id="rId35">
+      <w:hyperlink r:id="rId33">
         <w:r>
           <w:rPr>
             <w:lang w:val="ar_AE" w:bidi="ar_AE"/>
@@ -1661,7 +1619,7 @@
         </w:rPr>
         <w:t xml:space="preserve">وإضافةً إلى ذلك، قد يكون بولس يشير إلى رغبته في أن يرى أنسيمس وقد أطلق سراحه (انظر </w:t>
       </w:r>
-      <w:hyperlink r:id="rId36">
+      <w:hyperlink r:id="rId34">
         <w:r>
           <w:rPr>
             <w:lang w:val="ar_AE" w:bidi="ar_AE"/>
@@ -1785,7 +1743,7 @@
         </w:rPr>
         <w:t>كان أبفراس من سكان كولوسي، وهو الذي جلب الأخبار السارة لأول مرة إلى فليمون وعائلته (</w:t>
       </w:r>
-      <w:hyperlink r:id="rId34">
+      <w:hyperlink r:id="rId32">
         <w:r>
           <w:rPr>
             <w:lang w:val="ar_AE" w:bidi="ar_AE"/>
@@ -1803,7 +1761,7 @@
         </w:rPr>
         <w:t xml:space="preserve">؛ </w:t>
       </w:r>
-      <w:hyperlink r:id="rId37">
+      <w:hyperlink r:id="rId35">
         <w:r>
           <w:rPr>
             <w:lang w:val="ar_AE" w:bidi="ar_AE"/>
@@ -1874,7 +1832,7 @@
         </w:rPr>
         <w:t xml:space="preserve">عادةً ما يختتم بولس رسائله بتحيات من الآخرين وبركة. قارن </w:t>
       </w:r>
-      <w:hyperlink r:id="rId38">
+      <w:hyperlink r:id="rId36">
         <w:r>
           <w:rPr>
             <w:lang w:val="ar_AE" w:bidi="ar_AE"/>
@@ -1945,7 +1903,7 @@
         </w:rPr>
         <w:t>هؤلاء الرجال مذكورون أيضًا في نهاية رسالة كولوسي (</w:t>
       </w:r>
-      <w:hyperlink r:id="rId39">
+      <w:hyperlink r:id="rId37">
         <w:r>
           <w:rPr>
             <w:lang w:val="ar_AE" w:bidi="ar_AE"/>
@@ -1963,7 +1921,7 @@
         </w:rPr>
         <w:t xml:space="preserve">، </w:t>
       </w:r>
-      <w:hyperlink r:id="rId40">
+      <w:hyperlink r:id="rId38">
         <w:r>
           <w:rPr>
             <w:lang w:val="ar_AE" w:bidi="ar_AE"/>
@@ -1993,7 +1951,7 @@
         </w:rPr>
         <w:t>". • أرسترخس كان شريكًا مخلصًا لبولس لسنوات عديدة (</w:t>
       </w:r>
-      <w:hyperlink r:id="rId41">
+      <w:hyperlink r:id="rId39">
         <w:r>
           <w:rPr>
             <w:lang w:val="ar_AE" w:bidi="ar_AE"/>
@@ -2011,7 +1969,7 @@
         </w:rPr>
         <w:t xml:space="preserve">؛ </w:t>
       </w:r>
-      <w:hyperlink r:id="rId42">
+      <w:hyperlink r:id="rId40">
         <w:r>
           <w:rPr>
             <w:lang w:val="ar_AE" w:bidi="ar_AE"/>
@@ -2029,7 +1987,7 @@
         </w:rPr>
         <w:t xml:space="preserve">؛ </w:t>
       </w:r>
-      <w:hyperlink r:id="rId43">
+      <w:hyperlink r:id="rId41">
         <w:r>
           <w:rPr>
             <w:lang w:val="ar_AE" w:bidi="ar_AE"/>
@@ -2047,7 +2005,7 @@
         </w:rPr>
         <w:t>). • ديماس كان رفيقًا قد تخلى عن بولس في وقت لاحق (</w:t>
       </w:r>
-      <w:hyperlink r:id="rId44">
+      <w:hyperlink r:id="rId42">
         <w:r>
           <w:rPr>
             <w:lang w:val="ar_AE" w:bidi="ar_AE"/>

--- a/arb/docx/57.content.docx
+++ b/arb/docx/57.content.docx
@@ -178,13 +178,6 @@
         <w:rPr>
           <w:lang w:val="ar_AE" w:bidi="ar_AE"/>
         </w:rPr>
-      </w:r>
-      <w:r>
-        <w:rPr>
-          <w:i/>
-          <w:lang w:val="ar_AE" w:bidi="ar_AE"/>
-        </w:rPr>
-        <w:t>فليمون 1: 1, فليمون 1: 1–3, فليمون 1: 2, فليمون 1: 3, فليمون 1: 4–7, فليمون 1: 5, فليمون 1: 6, فليمون 1: 8–9, فليمون 1: 10, فليمون 1: 11, فليمون 1: 13–14, فليمون 1: 15, فليمون 1: 16, فليمون 1: 18, فليمون 1: 19, فليمون 1: 20, فليمون 1: 21, فليمون 1: 22, فليمون 1: 23, فليمون 1: 23–25, فليمون 1: 24</w:t>
       </w:r>
       <w:r>
         <w:rPr>

--- a/arb/docx/57.content.docx
+++ b/arb/docx/57.content.docx
@@ -163,21 +163,6 @@
           <w:lang w:val="ar_AE" w:bidi="ar_AE"/>
         </w:rPr>
         <w:t>PHM</w:t>
-      </w:r>
-      <w:r>
-        <w:rPr>
-          <w:lang w:val="ar_AE" w:bidi="ar_AE"/>
-        </w:rPr>
-      </w:r>
-    </w:p>
-    <w:p>
-      <w:pPr>
-        <w:bidi/>
-      </w:pPr>
-      <w:r>
-        <w:rPr>
-          <w:lang w:val="ar_AE" w:bidi="ar_AE"/>
-        </w:rPr>
       </w:r>
       <w:r>
         <w:rPr>

--- a/arb/docx/57.content.docx
+++ b/arb/docx/57.content.docx
@@ -22,7 +22,7 @@
         <w:rPr>
           <w:lang w:val="ar_AE" w:bidi="ar_AE"/>
         </w:rPr>
-        <w:t>Resource: ملاحظات الدراسة (تينديل)</w:t>
+        <w:t>Resource: Tyndale Open Study Notes</w:t>
       </w:r>
       <w:r>
         <w:rPr>
@@ -122,7 +122,7 @@
         <w:rPr>
           <w:lang w:val="ar_AE" w:bidi="ar_AE"/>
         </w:rPr>
-        <w:t>ملاحظات الدراسة (تينديل)</w:t>
+        <w:t>Tyndale Open Study Notes</w:t>
       </w:r>
     </w:p>
     <w:p>

--- a/arb/docx/57.content.docx
+++ b/arb/docx/57.content.docx
@@ -22,7 +22,7 @@
         <w:rPr>
           <w:lang w:val="ar_AE" w:bidi="ar_AE"/>
         </w:rPr>
-        <w:t>Resource: Tyndale Open Study Notes</w:t>
+        <w:t>Resource: Aquifer Open Study Notes</w:t>
       </w:r>
       <w:r>
         <w:rPr>
@@ -122,7 +122,7 @@
         <w:rPr>
           <w:lang w:val="ar_AE" w:bidi="ar_AE"/>
         </w:rPr>
-        <w:t>Tyndale Open Study Notes</w:t>
+        <w:t>Aquifer Open Study Notes</w:t>
       </w:r>
     </w:p>
     <w:p>

--- a/arb/docx/57.content.docx
+++ b/arb/docx/57.content.docx
@@ -9,6 +9,8 @@
       </w:pPr>
       <w:r>
         <w:rPr>
+          <w:rtl/>
+          <w:cs/>
           <w:lang w:val="ar_AE" w:bidi="ar_AE"/>
         </w:rPr>
       </w:r>
@@ -20,12 +22,16 @@
       </w:pPr>
       <w:r>
         <w:rPr>
+          <w:rtl/>
+          <w:cs/>
           <w:lang w:val="ar_AE" w:bidi="ar_AE"/>
         </w:rPr>
         <w:t>Resource: Aquifer Open Study Notes</w:t>
       </w:r>
       <w:r>
         <w:rPr>
+          <w:rtl/>
+          <w:cs/>
           <w:lang w:val="ar_AE" w:bidi="ar_AE"/>
         </w:rPr>
       </w:r>
@@ -36,12 +42,16 @@
       </w:pPr>
       <w:r>
         <w:rPr>
+          <w:rtl/>
+          <w:cs/>
           <w:lang w:val="ar_AE" w:bidi="ar_AE"/>
         </w:rPr>
       </w:r>
       <w:r>
         <w:rPr>
           <w:b/>
+          <w:rtl/>
+          <w:cs/>
           <w:lang w:val="ar_AE" w:bidi="ar_AE"/>
         </w:rPr>
         <w:t>Aquifer Open Study Notes</w:t>
@@ -53,35 +63,47 @@
       </w:pPr>
       <w:r>
         <w:rPr>
-          <w:lang w:val="ar_AE" w:bidi="ar_AE"/>
-        </w:rPr>
-      </w:r>
-      <w:r>
-        <w:rPr>
+          <w:rtl/>
+          <w:cs/>
+          <w:lang w:val="ar_AE" w:bidi="ar_AE"/>
+        </w:rPr>
+      </w:r>
+      <w:r>
+        <w:rPr>
+          <w:rtl/>
+          <w:cs/>
           <w:lang w:val="ar_AE" w:bidi="ar_AE"/>
         </w:rPr>
         <w:t xml:space="preserve">This work is an adaptation of </w:t>
       </w:r>
       <w:r>
         <w:rPr>
+          <w:rtl/>
+          <w:cs/>
           <w:lang w:val="ar_AE" w:bidi="ar_AE"/>
         </w:rPr>
         <w:t>Tyndale Open Study Notes</w:t>
       </w:r>
       <w:r>
         <w:rPr>
+          <w:rtl/>
+          <w:cs/>
           <w:lang w:val="ar_AE" w:bidi="ar_AE"/>
         </w:rPr>
         <w:t xml:space="preserve"> © 2023 Tyndale House Publishers, licensed under the CC BY-SA 4.0 license. The adaptation, </w:t>
       </w:r>
       <w:r>
         <w:rPr>
+          <w:rtl/>
+          <w:cs/>
           <w:lang w:val="ar_AE" w:bidi="ar_AE"/>
         </w:rPr>
         <w:t>Aquifer Open Study Notes</w:t>
       </w:r>
       <w:r>
         <w:rPr>
+          <w:rtl/>
+          <w:cs/>
           <w:lang w:val="ar_AE" w:bidi="ar_AE"/>
         </w:rPr>
         <w:t>, was created by Mission Mutual and is also licensed under CC BY-SA 4.0.</w:t>
@@ -93,22 +115,30 @@
       </w:pPr>
       <w:r>
         <w:rPr>
-          <w:lang w:val="ar_AE" w:bidi="ar_AE"/>
-        </w:rPr>
-      </w:r>
-      <w:r>
-        <w:rPr>
+          <w:rtl/>
+          <w:cs/>
+          <w:lang w:val="ar_AE" w:bidi="ar_AE"/>
+        </w:rPr>
+      </w:r>
+      <w:r>
+        <w:rPr>
+          <w:rtl/>
+          <w:cs/>
           <w:lang w:val="ar_AE" w:bidi="ar_AE"/>
         </w:rPr>
         <w:t>This resource has been adapted into multiple languages, including English, Tok Pisin, Arabic (عربي), French (Français), Hindi (हिंदी), Indonesian (Bahasa Indonesia), Portuguese (Português), Russian (Русский), Spanish (Español), Swahili (Kiswahili), and Simplified Chinese (简体中文).</w:t>
       </w:r>
       <w:r>
         <w:rPr>
-          <w:lang w:val="ar_AE" w:bidi="ar_AE"/>
-        </w:rPr>
-      </w:r>
-      <w:r>
-        <w:rPr>
+          <w:rtl/>
+          <w:cs/>
+          <w:lang w:val="ar_AE" w:bidi="ar_AE"/>
+        </w:rPr>
+      </w:r>
+      <w:r>
+        <w:rPr>
+          <w:rtl/>
+          <w:cs/>
           <w:lang w:val="ar_AE" w:bidi="ar_AE"/>
         </w:rPr>
       </w:r>
@@ -120,6 +150,8 @@
       </w:pPr>
       <w:r>
         <w:rPr>
+          <w:rtl/>
+          <w:cs/>
           <w:lang w:val="ar_AE" w:bidi="ar_AE"/>
         </w:rPr>
         <w:t>Aquifer Open Study Notes</w:t>
@@ -149,6 +181,8 @@
       </w:pPr>
       <w:r>
         <w:rPr>
+          <w:rtl/>
+          <w:cs/>
           <w:lang w:val="ar_AE" w:bidi="ar_AE"/>
         </w:rPr>
       </w:r>
@@ -160,12 +194,16 @@
       </w:pPr>
       <w:r>
         <w:rPr>
+          <w:rtl/>
+          <w:cs/>
           <w:lang w:val="ar_AE" w:bidi="ar_AE"/>
         </w:rPr>
         <w:t>PHM</w:t>
       </w:r>
       <w:r>
         <w:rPr>
+          <w:rtl/>
+          <w:cs/>
           <w:lang w:val="ar_AE" w:bidi="ar_AE"/>
         </w:rPr>
       </w:r>
@@ -176,22 +214,30 @@
       </w:pPr>
       <w:r>
         <w:rPr>
-          <w:lang w:val="ar_AE" w:bidi="ar_AE"/>
-        </w:rPr>
-      </w:r>
-      <w:r>
-        <w:rPr>
+          <w:rtl/>
+          <w:cs/>
+          <w:lang w:val="ar_AE" w:bidi="ar_AE"/>
+        </w:rPr>
+      </w:r>
+      <w:r>
+        <w:rPr>
+          <w:rtl/>
+          <w:cs/>
           <w:lang w:val="ar_AE" w:bidi="ar_AE"/>
         </w:rPr>
         <w:t xml:space="preserve"> </w:t>
       </w:r>
       <w:r>
         <w:rPr>
-          <w:lang w:val="ar_AE" w:bidi="ar_AE"/>
-        </w:rPr>
-      </w:r>
-      <w:r>
-        <w:rPr>
+          <w:rtl/>
+          <w:cs/>
+          <w:lang w:val="ar_AE" w:bidi="ar_AE"/>
+        </w:rPr>
+      </w:r>
+      <w:r>
+        <w:rPr>
+          <w:rtl/>
+          <w:cs/>
           <w:lang w:val="ar_AE" w:bidi="ar_AE"/>
         </w:rPr>
       </w:r>
@@ -217,6 +263,8 @@
       </w:pPr>
       <w:r>
         <w:rPr>
+          <w:rtl/>
+          <w:cs/>
           <w:lang w:val="ar_AE" w:bidi="ar_AE"/>
         </w:rPr>
       </w:r>
@@ -228,12 +276,16 @@
       </w:pPr>
       <w:r>
         <w:rPr>
+          <w:rtl/>
+          <w:cs/>
           <w:lang w:val="ar_AE" w:bidi="ar_AE"/>
         </w:rPr>
         <w:t>فليمون 1: 1</w:t>
       </w:r>
       <w:r>
         <w:rPr>
+          <w:rtl/>
+          <w:cs/>
           <w:lang w:val="ar_AE" w:bidi="ar_AE"/>
         </w:rPr>
       </w:r>
@@ -244,46 +296,62 @@
       </w:pPr>
       <w:r>
         <w:rPr>
-          <w:lang w:val="ar_AE" w:bidi="ar_AE"/>
-        </w:rPr>
-      </w:r>
-      <w:r>
-        <w:rPr>
+          <w:rtl/>
+          <w:cs/>
+          <w:lang w:val="ar_AE" w:bidi="ar_AE"/>
+        </w:rPr>
+      </w:r>
+      <w:r>
+        <w:rPr>
+          <w:rtl/>
+          <w:cs/>
           <w:lang w:val="ar_AE" w:bidi="ar_AE"/>
         </w:rPr>
         <w:t xml:space="preserve">بُولُسُ، أَسِيرُ: من المُعتقد تقليديًا أن بولس كان يكتب من السجن في رومية، ولكن من الممكن أيضًا أنه كان يكتب في وقت سابق من أفسس، وفي هذه الحالة سيكون أقرب بكثير إلى بيت فليمون في كولوسي (انظر </w:t>
       </w:r>
       <w:r>
         <w:rPr>
+          <w:rtl/>
+          <w:cs/>
           <w:lang w:val="ar_AE" w:bidi="ar_AE"/>
         </w:rPr>
         <w:t>مقدمة رسالة فليمون</w:t>
       </w:r>
       <w:r>
         <w:rPr>
+          <w:rtl/>
+          <w:cs/>
           <w:lang w:val="ar_AE" w:bidi="ar_AE"/>
         </w:rPr>
         <w:t>، "تاريخ ومكان الكتابة"). • تيموثاوس كان واحدًا من أقرب شركاء بولس في الخدمة (انظر الملف الشخصي التعريفي ل "</w:t>
       </w:r>
       <w:r>
         <w:rPr>
+          <w:rtl/>
+          <w:cs/>
           <w:lang w:val="ar_AE" w:bidi="ar_AE"/>
         </w:rPr>
         <w:t>تيموثاوس</w:t>
       </w:r>
       <w:r>
         <w:rPr>
+          <w:rtl/>
+          <w:cs/>
           <w:lang w:val="ar_AE" w:bidi="ar_AE"/>
         </w:rPr>
         <w:t>"). • الْعَامِلِ مَعَنَا: كان فليمون عاملًا مجتهدًا في الخدمة من أجل المسيح.</w:t>
       </w:r>
       <w:r>
         <w:rPr>
-          <w:lang w:val="ar_AE" w:bidi="ar_AE"/>
-        </w:rPr>
-      </w:r>
-      <w:r>
-        <w:rPr>
+          <w:rtl/>
+          <w:cs/>
+          <w:lang w:val="ar_AE" w:bidi="ar_AE"/>
+        </w:rPr>
+      </w:r>
+      <w:r>
+        <w:rPr>
+          <w:rtl/>
+          <w:cs/>
           <w:lang w:val="ar_AE" w:bidi="ar_AE"/>
         </w:rPr>
       </w:r>
@@ -294,6 +362,8 @@
       </w:pPr>
       <w:r>
         <w:rPr>
+          <w:rtl/>
+          <w:cs/>
           <w:lang w:val="ar_AE" w:bidi="ar_AE"/>
         </w:rPr>
       </w:r>
@@ -305,12 +375,16 @@
       </w:pPr>
       <w:r>
         <w:rPr>
+          <w:rtl/>
+          <w:cs/>
           <w:lang w:val="ar_AE" w:bidi="ar_AE"/>
         </w:rPr>
         <w:t>فليمون 1: 1–3</w:t>
       </w:r>
       <w:r>
         <w:rPr>
+          <w:rtl/>
+          <w:cs/>
           <w:lang w:val="ar_AE" w:bidi="ar_AE"/>
         </w:rPr>
       </w:r>
@@ -321,22 +395,30 @@
       </w:pPr>
       <w:r>
         <w:rPr>
-          <w:lang w:val="ar_AE" w:bidi="ar_AE"/>
-        </w:rPr>
-      </w:r>
-      <w:r>
-        <w:rPr>
+          <w:rtl/>
+          <w:cs/>
+          <w:lang w:val="ar_AE" w:bidi="ar_AE"/>
+        </w:rPr>
+      </w:r>
+      <w:r>
+        <w:rPr>
+          <w:rtl/>
+          <w:cs/>
           <w:lang w:val="ar_AE" w:bidi="ar_AE"/>
         </w:rPr>
         <w:t>عادةً ما يبدأ بولس بمقدمة قصيرة تتبعها التحيات وطلب النعمة والسلام.</w:t>
       </w:r>
       <w:r>
         <w:rPr>
-          <w:lang w:val="ar_AE" w:bidi="ar_AE"/>
-        </w:rPr>
-      </w:r>
-      <w:r>
-        <w:rPr>
+          <w:rtl/>
+          <w:cs/>
+          <w:lang w:val="ar_AE" w:bidi="ar_AE"/>
+        </w:rPr>
+      </w:r>
+      <w:r>
+        <w:rPr>
+          <w:rtl/>
+          <w:cs/>
           <w:lang w:val="ar_AE" w:bidi="ar_AE"/>
         </w:rPr>
       </w:r>
@@ -347,6 +429,8 @@
       </w:pPr>
       <w:r>
         <w:rPr>
+          <w:rtl/>
+          <w:cs/>
           <w:lang w:val="ar_AE" w:bidi="ar_AE"/>
         </w:rPr>
       </w:r>
@@ -358,12 +442,16 @@
       </w:pPr>
       <w:r>
         <w:rPr>
+          <w:rtl/>
+          <w:cs/>
           <w:lang w:val="ar_AE" w:bidi="ar_AE"/>
         </w:rPr>
         <w:t>فليمون 1: 2</w:t>
       </w:r>
       <w:r>
         <w:rPr>
+          <w:rtl/>
+          <w:cs/>
           <w:lang w:val="ar_AE" w:bidi="ar_AE"/>
         </w:rPr>
       </w:r>
@@ -374,11 +462,15 @@
       </w:pPr>
       <w:r>
         <w:rPr>
-          <w:lang w:val="ar_AE" w:bidi="ar_AE"/>
-        </w:rPr>
-      </w:r>
-      <w:r>
-        <w:rPr>
+          <w:rtl/>
+          <w:cs/>
+          <w:lang w:val="ar_AE" w:bidi="ar_AE"/>
+        </w:rPr>
+      </w:r>
+      <w:r>
+        <w:rPr>
+          <w:rtl/>
+          <w:cs/>
           <w:lang w:val="ar_AE" w:bidi="ar_AE"/>
         </w:rPr>
         <w:t>هذه الرسالة ليست موجهة إلى فليمون وحده، بل أيضًا إلى عائلته وكنيسته. • أَبْفِيَّةَ كانت على الأرجح زوجة فليمون. • الْمُتَجَنِّد: إن خادم المسيح مشترك في حرب ويجب أن يكون مستعدًا للثبات في وجه المقاومة (</w:t>
@@ -386,6 +478,8 @@
       <w:hyperlink r:id="rId13">
         <w:r>
           <w:rPr>
+            <w:rtl/>
+            <w:cs/>
             <w:lang w:val="ar_AE" w:bidi="ar_AE"/>
           </w:rPr>
           <w:rPr>
@@ -397,6 +491,8 @@
       </w:hyperlink>
       <w:r>
         <w:rPr>
+          <w:rtl/>
+          <w:cs/>
           <w:lang w:val="ar_AE" w:bidi="ar_AE"/>
         </w:rPr>
         <w:t xml:space="preserve">). • أَرْخِبُّسَ كان على الأرجح ابن فليمون (مذكور أيضًا في </w:t>
@@ -404,6 +500,8 @@
       <w:hyperlink r:id="rId14">
         <w:r>
           <w:rPr>
+            <w:rtl/>
+            <w:cs/>
             <w:lang w:val="ar_AE" w:bidi="ar_AE"/>
           </w:rPr>
           <w:rPr>
@@ -415,6 +513,8 @@
       </w:hyperlink>
       <w:r>
         <w:rPr>
+          <w:rtl/>
+          <w:cs/>
           <w:lang w:val="ar_AE" w:bidi="ar_AE"/>
         </w:rPr>
         <w:t xml:space="preserve">). • وَإِلَى الْكَنِيسَةِ الَّتِي فِي بَيْتِكَ: كان المسيحيون الأوائل يجتمعون معًا في البيوت الخاصة (انظر أيضًا </w:t>
@@ -422,6 +522,8 @@
       <w:hyperlink r:id="rId15">
         <w:r>
           <w:rPr>
+            <w:rtl/>
+            <w:cs/>
             <w:lang w:val="ar_AE" w:bidi="ar_AE"/>
           </w:rPr>
           <w:rPr>
@@ -433,6 +535,8 @@
       </w:hyperlink>
       <w:r>
         <w:rPr>
+          <w:rtl/>
+          <w:cs/>
           <w:lang w:val="ar_AE" w:bidi="ar_AE"/>
         </w:rPr>
         <w:t xml:space="preserve">; </w:t>
@@ -440,6 +544,8 @@
       <w:hyperlink r:id="rId16">
         <w:r>
           <w:rPr>
+            <w:rtl/>
+            <w:cs/>
             <w:lang w:val="ar_AE" w:bidi="ar_AE"/>
           </w:rPr>
           <w:rPr>
@@ -451,6 +557,8 @@
       </w:hyperlink>
       <w:r>
         <w:rPr>
+          <w:rtl/>
+          <w:cs/>
           <w:lang w:val="ar_AE" w:bidi="ar_AE"/>
         </w:rPr>
         <w:t xml:space="preserve">; </w:t>
@@ -458,6 +566,8 @@
       <w:hyperlink r:id="rId17">
         <w:r>
           <w:rPr>
+            <w:rtl/>
+            <w:cs/>
             <w:lang w:val="ar_AE" w:bidi="ar_AE"/>
           </w:rPr>
           <w:rPr>
@@ -469,17 +579,23 @@
       </w:hyperlink>
       <w:r>
         <w:rPr>
+          <w:rtl/>
+          <w:cs/>
           <w:lang w:val="ar_AE" w:bidi="ar_AE"/>
         </w:rPr>
         <w:t>).</w:t>
       </w:r>
       <w:r>
         <w:rPr>
-          <w:lang w:val="ar_AE" w:bidi="ar_AE"/>
-        </w:rPr>
-      </w:r>
-      <w:r>
-        <w:rPr>
+          <w:rtl/>
+          <w:cs/>
+          <w:lang w:val="ar_AE" w:bidi="ar_AE"/>
+        </w:rPr>
+      </w:r>
+      <w:r>
+        <w:rPr>
+          <w:rtl/>
+          <w:cs/>
           <w:lang w:val="ar_AE" w:bidi="ar_AE"/>
         </w:rPr>
       </w:r>
@@ -490,6 +606,8 @@
       </w:pPr>
       <w:r>
         <w:rPr>
+          <w:rtl/>
+          <w:cs/>
           <w:lang w:val="ar_AE" w:bidi="ar_AE"/>
         </w:rPr>
       </w:r>
@@ -501,12 +619,16 @@
       </w:pPr>
       <w:r>
         <w:rPr>
+          <w:rtl/>
+          <w:cs/>
           <w:lang w:val="ar_AE" w:bidi="ar_AE"/>
         </w:rPr>
         <w:t>فليمون 1: 3</w:t>
       </w:r>
       <w:r>
         <w:rPr>
+          <w:rtl/>
+          <w:cs/>
           <w:lang w:val="ar_AE" w:bidi="ar_AE"/>
         </w:rPr>
       </w:r>
@@ -517,11 +639,15 @@
       </w:pPr>
       <w:r>
         <w:rPr>
-          <w:lang w:val="ar_AE" w:bidi="ar_AE"/>
-        </w:rPr>
-      </w:r>
-      <w:r>
-        <w:rPr>
+          <w:rtl/>
+          <w:cs/>
+          <w:lang w:val="ar_AE" w:bidi="ar_AE"/>
+        </w:rPr>
+      </w:r>
+      <w:r>
+        <w:rPr>
+          <w:rtl/>
+          <w:cs/>
           <w:lang w:val="ar_AE" w:bidi="ar_AE"/>
         </w:rPr>
         <w:t xml:space="preserve">لَكُمْ بصيغة الجمع، تشير إلى جميع المذكورين في </w:t>
@@ -529,6 +655,8 @@
       <w:hyperlink r:id="rId18">
         <w:r>
           <w:rPr>
+            <w:rtl/>
+            <w:cs/>
             <w:lang w:val="ar_AE" w:bidi="ar_AE"/>
           </w:rPr>
           <w:rPr>
@@ -540,6 +668,8 @@
       </w:hyperlink>
       <w:r>
         <w:rPr>
+          <w:rtl/>
+          <w:cs/>
           <w:lang w:val="ar_AE" w:bidi="ar_AE"/>
         </w:rPr>
         <w:t xml:space="preserve">. • النعمة والسلام يمثِّلان التحيات التقليدية اليونانية والعبرية، على التوالي؛ وهي الآن تُفهم كعطايا من الله (قارن </w:t>
@@ -547,6 +677,8 @@
       <w:hyperlink r:id="rId19">
         <w:r>
           <w:rPr>
+            <w:rtl/>
+            <w:cs/>
             <w:lang w:val="ar_AE" w:bidi="ar_AE"/>
           </w:rPr>
           <w:rPr>
@@ -558,17 +690,23 @@
       </w:hyperlink>
       <w:r>
         <w:rPr>
+          <w:rtl/>
+          <w:cs/>
           <w:lang w:val="ar_AE" w:bidi="ar_AE"/>
         </w:rPr>
         <w:t>).</w:t>
       </w:r>
       <w:r>
         <w:rPr>
-          <w:lang w:val="ar_AE" w:bidi="ar_AE"/>
-        </w:rPr>
-      </w:r>
-      <w:r>
-        <w:rPr>
+          <w:rtl/>
+          <w:cs/>
+          <w:lang w:val="ar_AE" w:bidi="ar_AE"/>
+        </w:rPr>
+      </w:r>
+      <w:r>
+        <w:rPr>
+          <w:rtl/>
+          <w:cs/>
           <w:lang w:val="ar_AE" w:bidi="ar_AE"/>
         </w:rPr>
       </w:r>
@@ -579,6 +717,8 @@
       </w:pPr>
       <w:r>
         <w:rPr>
+          <w:rtl/>
+          <w:cs/>
           <w:lang w:val="ar_AE" w:bidi="ar_AE"/>
         </w:rPr>
       </w:r>
@@ -590,12 +730,16 @@
       </w:pPr>
       <w:r>
         <w:rPr>
+          <w:rtl/>
+          <w:cs/>
           <w:lang w:val="ar_AE" w:bidi="ar_AE"/>
         </w:rPr>
         <w:t>فليمون 1: 4–7</w:t>
       </w:r>
       <w:r>
         <w:rPr>
+          <w:rtl/>
+          <w:cs/>
           <w:lang w:val="ar_AE" w:bidi="ar_AE"/>
         </w:rPr>
       </w:r>
@@ -606,11 +750,15 @@
       </w:pPr>
       <w:r>
         <w:rPr>
-          <w:lang w:val="ar_AE" w:bidi="ar_AE"/>
-        </w:rPr>
-      </w:r>
-      <w:r>
-        <w:rPr>
+          <w:rtl/>
+          <w:cs/>
+          <w:lang w:val="ar_AE" w:bidi="ar_AE"/>
+        </w:rPr>
+      </w:r>
+      <w:r>
+        <w:rPr>
+          <w:rtl/>
+          <w:cs/>
           <w:lang w:val="ar_AE" w:bidi="ar_AE"/>
         </w:rPr>
         <w:t>في رسائله، عادةً ما يشكر بولس الله على إيمان ومحبة قرائه ثم يذكر صلواته من أجلهم (</w:t>
@@ -618,6 +766,8 @@
       <w:hyperlink r:id="rId20">
         <w:r>
           <w:rPr>
+            <w:rtl/>
+            <w:cs/>
             <w:lang w:val="ar_AE" w:bidi="ar_AE"/>
           </w:rPr>
           <w:rPr>
@@ -629,6 +779,8 @@
       </w:hyperlink>
       <w:r>
         <w:rPr>
+          <w:rtl/>
+          <w:cs/>
           <w:lang w:val="ar_AE" w:bidi="ar_AE"/>
         </w:rPr>
         <w:t xml:space="preserve">؛ </w:t>
@@ -636,6 +788,8 @@
       <w:hyperlink r:id="rId21">
         <w:r>
           <w:rPr>
+            <w:rtl/>
+            <w:cs/>
             <w:lang w:val="ar_AE" w:bidi="ar_AE"/>
           </w:rPr>
           <w:rPr>
@@ -647,6 +801,8 @@
       </w:hyperlink>
       <w:r>
         <w:rPr>
+          <w:rtl/>
+          <w:cs/>
           <w:lang w:val="ar_AE" w:bidi="ar_AE"/>
         </w:rPr>
         <w:t xml:space="preserve">؛ </w:t>
@@ -654,6 +810,8 @@
       <w:hyperlink r:id="rId22">
         <w:r>
           <w:rPr>
+            <w:rtl/>
+            <w:cs/>
             <w:lang w:val="ar_AE" w:bidi="ar_AE"/>
           </w:rPr>
           <w:rPr>
@@ -665,6 +823,8 @@
       </w:hyperlink>
       <w:r>
         <w:rPr>
+          <w:rtl/>
+          <w:cs/>
           <w:lang w:val="ar_AE" w:bidi="ar_AE"/>
         </w:rPr>
         <w:t xml:space="preserve">؛ قارن </w:t>
@@ -672,6 +832,8 @@
       <w:hyperlink r:id="rId23">
         <w:r>
           <w:rPr>
+            <w:rtl/>
+            <w:cs/>
             <w:lang w:val="ar_AE" w:bidi="ar_AE"/>
           </w:rPr>
           <w:rPr>
@@ -683,17 +845,23 @@
       </w:hyperlink>
       <w:r>
         <w:rPr>
+          <w:rtl/>
+          <w:cs/>
           <w:lang w:val="ar_AE" w:bidi="ar_AE"/>
         </w:rPr>
         <w:t>). وقد كانت الرسائل اليونانية القديمة أحيانًا تتضمن قسمًا للشكر بعد التحية.</w:t>
       </w:r>
       <w:r>
         <w:rPr>
-          <w:lang w:val="ar_AE" w:bidi="ar_AE"/>
-        </w:rPr>
-      </w:r>
-      <w:r>
-        <w:rPr>
+          <w:rtl/>
+          <w:cs/>
+          <w:lang w:val="ar_AE" w:bidi="ar_AE"/>
+        </w:rPr>
+      </w:r>
+      <w:r>
+        <w:rPr>
+          <w:rtl/>
+          <w:cs/>
           <w:lang w:val="ar_AE" w:bidi="ar_AE"/>
         </w:rPr>
       </w:r>
@@ -704,6 +872,8 @@
       </w:pPr>
       <w:r>
         <w:rPr>
+          <w:rtl/>
+          <w:cs/>
           <w:lang w:val="ar_AE" w:bidi="ar_AE"/>
         </w:rPr>
       </w:r>
@@ -715,12 +885,16 @@
       </w:pPr>
       <w:r>
         <w:rPr>
+          <w:rtl/>
+          <w:cs/>
           <w:lang w:val="ar_AE" w:bidi="ar_AE"/>
         </w:rPr>
         <w:t>فليمون 1: 5</w:t>
       </w:r>
       <w:r>
         <w:rPr>
+          <w:rtl/>
+          <w:cs/>
           <w:lang w:val="ar_AE" w:bidi="ar_AE"/>
         </w:rPr>
       </w:r>
@@ -731,22 +905,30 @@
       </w:pPr>
       <w:r>
         <w:rPr>
-          <w:lang w:val="ar_AE" w:bidi="ar_AE"/>
-        </w:rPr>
-      </w:r>
-      <w:r>
-        <w:rPr>
+          <w:rtl/>
+          <w:cs/>
+          <w:lang w:val="ar_AE" w:bidi="ar_AE"/>
+        </w:rPr>
+      </w:r>
+      <w:r>
+        <w:rPr>
+          <w:rtl/>
+          <w:cs/>
           <w:lang w:val="ar_AE" w:bidi="ar_AE"/>
         </w:rPr>
         <w:t>إننا نَخْلُص بالإيمان بالمسيح، ونعيش في خلاصنا بمحبة الإخوة المؤمنين.</w:t>
       </w:r>
       <w:r>
         <w:rPr>
-          <w:lang w:val="ar_AE" w:bidi="ar_AE"/>
-        </w:rPr>
-      </w:r>
-      <w:r>
-        <w:rPr>
+          <w:rtl/>
+          <w:cs/>
+          <w:lang w:val="ar_AE" w:bidi="ar_AE"/>
+        </w:rPr>
+      </w:r>
+      <w:r>
+        <w:rPr>
+          <w:rtl/>
+          <w:cs/>
           <w:lang w:val="ar_AE" w:bidi="ar_AE"/>
         </w:rPr>
       </w:r>
@@ -757,6 +939,8 @@
       </w:pPr>
       <w:r>
         <w:rPr>
+          <w:rtl/>
+          <w:cs/>
           <w:lang w:val="ar_AE" w:bidi="ar_AE"/>
         </w:rPr>
       </w:r>
@@ -768,12 +952,16 @@
       </w:pPr>
       <w:r>
         <w:rPr>
+          <w:rtl/>
+          <w:cs/>
           <w:lang w:val="ar_AE" w:bidi="ar_AE"/>
         </w:rPr>
         <w:t>فليمون 1: 6</w:t>
       </w:r>
       <w:r>
         <w:rPr>
+          <w:rtl/>
+          <w:cs/>
           <w:lang w:val="ar_AE" w:bidi="ar_AE"/>
         </w:rPr>
       </w:r>
@@ -784,11 +972,15 @@
       </w:pPr>
       <w:r>
         <w:rPr>
-          <w:lang w:val="ar_AE" w:bidi="ar_AE"/>
-        </w:rPr>
-      </w:r>
-      <w:r>
-        <w:rPr>
+          <w:rtl/>
+          <w:cs/>
+          <w:lang w:val="ar_AE" w:bidi="ar_AE"/>
+        </w:rPr>
+      </w:r>
+      <w:r>
+        <w:rPr>
+          <w:rtl/>
+          <w:cs/>
           <w:lang w:val="ar_AE" w:bidi="ar_AE"/>
         </w:rPr>
         <w:t xml:space="preserve">يمكن ترجمة هذه الآية بطرق متعددة. يشير بولس إلى أن فليمون ينبغي أن يكون كريمًا ومُنعمًا مع أنسيمس في ضوء صلاح الله لفليمون (قارن </w:t>
@@ -796,6 +988,8 @@
       <w:hyperlink r:id="rId24">
         <w:r>
           <w:rPr>
+            <w:rtl/>
+            <w:cs/>
             <w:lang w:val="ar_AE" w:bidi="ar_AE"/>
           </w:rPr>
           <w:rPr>
@@ -807,6 +1001,8 @@
       </w:hyperlink>
       <w:r>
         <w:rPr>
+          <w:rtl/>
+          <w:cs/>
           <w:lang w:val="ar_AE" w:bidi="ar_AE"/>
         </w:rPr>
         <w:t xml:space="preserve">، </w:t>
@@ -814,6 +1010,8 @@
       <w:hyperlink r:id="rId25">
         <w:r>
           <w:rPr>
+            <w:rtl/>
+            <w:cs/>
             <w:lang w:val="ar_AE" w:bidi="ar_AE"/>
           </w:rPr>
           <w:rPr>
@@ -825,17 +1023,23 @@
       </w:hyperlink>
       <w:r>
         <w:rPr>
+          <w:rtl/>
+          <w:cs/>
           <w:lang w:val="ar_AE" w:bidi="ar_AE"/>
         </w:rPr>
         <w:t>).</w:t>
       </w:r>
       <w:r>
         <w:rPr>
-          <w:lang w:val="ar_AE" w:bidi="ar_AE"/>
-        </w:rPr>
-      </w:r>
-      <w:r>
-        <w:rPr>
+          <w:rtl/>
+          <w:cs/>
+          <w:lang w:val="ar_AE" w:bidi="ar_AE"/>
+        </w:rPr>
+      </w:r>
+      <w:r>
+        <w:rPr>
+          <w:rtl/>
+          <w:cs/>
           <w:lang w:val="ar_AE" w:bidi="ar_AE"/>
         </w:rPr>
       </w:r>
@@ -846,6 +1050,8 @@
       </w:pPr>
       <w:r>
         <w:rPr>
+          <w:rtl/>
+          <w:cs/>
           <w:lang w:val="ar_AE" w:bidi="ar_AE"/>
         </w:rPr>
       </w:r>
@@ -857,12 +1063,16 @@
       </w:pPr>
       <w:r>
         <w:rPr>
+          <w:rtl/>
+          <w:cs/>
           <w:lang w:val="ar_AE" w:bidi="ar_AE"/>
         </w:rPr>
         <w:t>فليمون 1: 8–9</w:t>
       </w:r>
       <w:r>
         <w:rPr>
+          <w:rtl/>
+          <w:cs/>
           <w:lang w:val="ar_AE" w:bidi="ar_AE"/>
         </w:rPr>
       </w:r>
@@ -876,11 +1086,15 @@
       </w:pPr>
       <w:r>
         <w:rPr>
-          <w:lang w:val="ar_AE" w:bidi="ar_AE"/>
-        </w:rPr>
-      </w:r>
-      <w:r>
-        <w:rPr>
+          <w:rtl/>
+          <w:cs/>
+          <w:lang w:val="ar_AE" w:bidi="ar_AE"/>
+        </w:rPr>
+      </w:r>
+      <w:r>
+        <w:rPr>
+          <w:rtl/>
+          <w:cs/>
           <w:lang w:val="ar_AE" w:bidi="ar_AE"/>
         </w:rPr>
         <w:t>يُقَدِّم الرسول بولس طلبًا لأن فليمون كان معروفًا بكونه شخصًا رحيمًا ومحبًا (</w:t>
@@ -888,6 +1102,8 @@
       <w:hyperlink r:id="rId26">
         <w:r>
           <w:rPr>
+            <w:rtl/>
+            <w:cs/>
             <w:lang w:val="ar_AE" w:bidi="ar_AE"/>
           </w:rPr>
           <w:rPr>
@@ -899,6 +1115,8 @@
       </w:hyperlink>
       <w:r>
         <w:rPr>
+          <w:rtl/>
+          <w:cs/>
           <w:lang w:val="ar_AE" w:bidi="ar_AE"/>
         </w:rPr>
         <w:t>). كان بإمكان بولس استخدام سلطانه كرسول للمسيح لطلب ذلك، لكنه اختار أن يطلب بدافع المحبة.</w:t>
@@ -913,18 +1131,24 @@
       </w:pPr>
       <w:r>
         <w:rPr>
+          <w:rtl/>
+          <w:cs/>
           <w:lang w:val="ar_AE" w:bidi="ar_AE"/>
         </w:rPr>
       </w:r>
       <w:r>
         <w:rPr>
           <w:i/>
+          <w:rtl/>
+          <w:cs/>
           <w:lang w:val="ar_AE" w:bidi="ar_AE"/>
         </w:rPr>
         <w:t>أَنَا إِنْسَانٌ هكَذَا نَظِيرُ بُولُسَ الشَّيْخِ</w:t>
       </w:r>
       <w:r>
         <w:rPr>
+          <w:rtl/>
+          <w:cs/>
           <w:lang w:val="ar_AE" w:bidi="ar_AE"/>
         </w:rPr>
         <w:t>: يلتمس بولس التقدير الخاص بكبار السن وأشار إلى وضعه كـ</w:t>
@@ -932,23 +1156,31 @@
       <w:r>
         <w:rPr>
           <w:i/>
+          <w:rtl/>
+          <w:cs/>
           <w:lang w:val="ar_AE" w:bidi="ar_AE"/>
         </w:rPr>
         <w:t>أَسِيرُ من أجل المسيح يسوع</w:t>
       </w:r>
       <w:r>
         <w:rPr>
+          <w:rtl/>
+          <w:cs/>
           <w:lang w:val="ar_AE" w:bidi="ar_AE"/>
         </w:rPr>
         <w:t>، مما سيزيد من تقدير المؤمنين الآخرين له.</w:t>
       </w:r>
       <w:r>
         <w:rPr>
-          <w:lang w:val="ar_AE" w:bidi="ar_AE"/>
-        </w:rPr>
-      </w:r>
-      <w:r>
-        <w:rPr>
+          <w:rtl/>
+          <w:cs/>
+          <w:lang w:val="ar_AE" w:bidi="ar_AE"/>
+        </w:rPr>
+      </w:r>
+      <w:r>
+        <w:rPr>
+          <w:rtl/>
+          <w:cs/>
           <w:lang w:val="ar_AE" w:bidi="ar_AE"/>
         </w:rPr>
       </w:r>
@@ -959,6 +1191,8 @@
       </w:pPr>
       <w:r>
         <w:rPr>
+          <w:rtl/>
+          <w:cs/>
           <w:lang w:val="ar_AE" w:bidi="ar_AE"/>
         </w:rPr>
       </w:r>
@@ -970,12 +1204,16 @@
       </w:pPr>
       <w:r>
         <w:rPr>
+          <w:rtl/>
+          <w:cs/>
           <w:lang w:val="ar_AE" w:bidi="ar_AE"/>
         </w:rPr>
         <w:t>فليمون 1: 10</w:t>
       </w:r>
       <w:r>
         <w:rPr>
+          <w:rtl/>
+          <w:cs/>
           <w:lang w:val="ar_AE" w:bidi="ar_AE"/>
         </w:rPr>
       </w:r>
@@ -986,22 +1224,30 @@
       </w:pPr>
       <w:r>
         <w:rPr>
-          <w:lang w:val="ar_AE" w:bidi="ar_AE"/>
-        </w:rPr>
-      </w:r>
-      <w:r>
-        <w:rPr>
+          <w:rtl/>
+          <w:cs/>
+          <w:lang w:val="ar_AE" w:bidi="ar_AE"/>
+        </w:rPr>
+      </w:r>
+      <w:r>
+        <w:rPr>
+          <w:rtl/>
+          <w:cs/>
           <w:lang w:val="ar_AE" w:bidi="ar_AE"/>
         </w:rPr>
         <w:t>أظهر اللطف: في العالم الروماني، كان يمكن أن يتعرض العبيد الهاربون لمعاملة قاسية مثل الجلد أو الوسم أو حتى الإعدام، وذلك حسب تقدير المالك. • أنسيمس كان الابن الروحي لبولس لأنه أصبح مؤمنًا عن طريق خدمة بولس.</w:t>
       </w:r>
       <w:r>
         <w:rPr>
-          <w:lang w:val="ar_AE" w:bidi="ar_AE"/>
-        </w:rPr>
-      </w:r>
-      <w:r>
-        <w:rPr>
+          <w:rtl/>
+          <w:cs/>
+          <w:lang w:val="ar_AE" w:bidi="ar_AE"/>
+        </w:rPr>
+      </w:r>
+      <w:r>
+        <w:rPr>
+          <w:rtl/>
+          <w:cs/>
           <w:lang w:val="ar_AE" w:bidi="ar_AE"/>
         </w:rPr>
       </w:r>
@@ -1012,6 +1258,8 @@
       </w:pPr>
       <w:r>
         <w:rPr>
+          <w:rtl/>
+          <w:cs/>
           <w:lang w:val="ar_AE" w:bidi="ar_AE"/>
         </w:rPr>
       </w:r>
@@ -1023,12 +1271,16 @@
       </w:pPr>
       <w:r>
         <w:rPr>
+          <w:rtl/>
+          <w:cs/>
           <w:lang w:val="ar_AE" w:bidi="ar_AE"/>
         </w:rPr>
         <w:t>فليمون 1: 11</w:t>
       </w:r>
       <w:r>
         <w:rPr>
+          <w:rtl/>
+          <w:cs/>
           <w:lang w:val="ar_AE" w:bidi="ar_AE"/>
         </w:rPr>
       </w:r>
@@ -1039,11 +1291,15 @@
       </w:pPr>
       <w:r>
         <w:rPr>
-          <w:lang w:val="ar_AE" w:bidi="ar_AE"/>
-        </w:rPr>
-      </w:r>
-      <w:r>
-        <w:rPr>
+          <w:rtl/>
+          <w:cs/>
+          <w:lang w:val="ar_AE" w:bidi="ar_AE"/>
+        </w:rPr>
+      </w:r>
+      <w:r>
+        <w:rPr>
+          <w:rtl/>
+          <w:cs/>
           <w:lang w:val="ar_AE" w:bidi="ar_AE"/>
         </w:rPr>
         <w:t xml:space="preserve">كلمة أنسيمس تعني "مفيد أو نافع". • لم يكن ذا فائدة كبيرة (حرفيًا </w:t>
@@ -1051,12 +1307,16 @@
       <w:r>
         <w:rPr>
           <w:i/>
+          <w:rtl/>
+          <w:cs/>
           <w:lang w:val="ar_AE" w:bidi="ar_AE"/>
         </w:rPr>
         <w:t>غَيْرَ نَافِعٍ</w:t>
       </w:r>
       <w:r>
         <w:rPr>
+          <w:rtl/>
+          <w:cs/>
           <w:lang w:val="ar_AE" w:bidi="ar_AE"/>
         </w:rPr>
         <w:t xml:space="preserve">)... وَلكِنَّهُ الآنَ نَافِعٌ لَكَ وَلِي: قد يكون هذا تلاعبًا بالألفاظ (قارن </w:t>
@@ -1064,6 +1324,8 @@
       <w:hyperlink r:id="rId27">
         <w:r>
           <w:rPr>
+            <w:rtl/>
+            <w:cs/>
             <w:lang w:val="ar_AE" w:bidi="ar_AE"/>
           </w:rPr>
           <w:rPr>
@@ -1075,17 +1337,23 @@
       </w:hyperlink>
       <w:r>
         <w:rPr>
+          <w:rtl/>
+          <w:cs/>
           <w:lang w:val="ar_AE" w:bidi="ar_AE"/>
         </w:rPr>
         <w:t>). كان أنسيمس الآن يخدم الآخرين ويعلن الأخبار السارة. وأخيرًا أصبح ما يعنيه اسمه.</w:t>
       </w:r>
       <w:r>
         <w:rPr>
-          <w:lang w:val="ar_AE" w:bidi="ar_AE"/>
-        </w:rPr>
-      </w:r>
-      <w:r>
-        <w:rPr>
+          <w:rtl/>
+          <w:cs/>
+          <w:lang w:val="ar_AE" w:bidi="ar_AE"/>
+        </w:rPr>
+      </w:r>
+      <w:r>
+        <w:rPr>
+          <w:rtl/>
+          <w:cs/>
           <w:lang w:val="ar_AE" w:bidi="ar_AE"/>
         </w:rPr>
       </w:r>
@@ -1096,6 +1364,8 @@
       </w:pPr>
       <w:r>
         <w:rPr>
+          <w:rtl/>
+          <w:cs/>
           <w:lang w:val="ar_AE" w:bidi="ar_AE"/>
         </w:rPr>
       </w:r>
@@ -1107,12 +1377,16 @@
       </w:pPr>
       <w:r>
         <w:rPr>
+          <w:rtl/>
+          <w:cs/>
           <w:lang w:val="ar_AE" w:bidi="ar_AE"/>
         </w:rPr>
         <w:t>فليمون 1: 13–14</w:t>
       </w:r>
       <w:r>
         <w:rPr>
+          <w:rtl/>
+          <w:cs/>
           <w:lang w:val="ar_AE" w:bidi="ar_AE"/>
         </w:rPr>
       </w:r>
@@ -1123,11 +1397,15 @@
       </w:pPr>
       <w:r>
         <w:rPr>
-          <w:lang w:val="ar_AE" w:bidi="ar_AE"/>
-        </w:rPr>
-      </w:r>
-      <w:r>
-        <w:rPr>
+          <w:rtl/>
+          <w:cs/>
+          <w:lang w:val="ar_AE" w:bidi="ar_AE"/>
+        </w:rPr>
+      </w:r>
+      <w:r>
+        <w:rPr>
+          <w:rtl/>
+          <w:cs/>
           <w:lang w:val="ar_AE" w:bidi="ar_AE"/>
         </w:rPr>
         <w:t xml:space="preserve">يشير بولس إلى رغبته في أن يختار فليمون تحرير أنسيمس ليكون مساعدًا له (انظر أيضًا </w:t>
@@ -1135,6 +1413,8 @@
       <w:hyperlink r:id="rId28">
         <w:r>
           <w:rPr>
+            <w:rtl/>
+            <w:cs/>
             <w:lang w:val="ar_AE" w:bidi="ar_AE"/>
           </w:rPr>
           <w:rPr>
@@ -1146,6 +1426,8 @@
       </w:hyperlink>
       <w:r>
         <w:rPr>
+          <w:rtl/>
+          <w:cs/>
           <w:lang w:val="ar_AE" w:bidi="ar_AE"/>
         </w:rPr>
         <w:t>). الحياة المسيحية هي استجابة حرة لنعمة الله (</w:t>
@@ -1153,6 +1435,8 @@
       <w:hyperlink r:id="rId29">
         <w:r>
           <w:rPr>
+            <w:rtl/>
+            <w:cs/>
             <w:lang w:val="ar_AE" w:bidi="ar_AE"/>
           </w:rPr>
           <w:rPr>
@@ -1164,6 +1448,8 @@
       </w:hyperlink>
       <w:r>
         <w:rPr>
+          <w:rtl/>
+          <w:cs/>
           <w:lang w:val="ar_AE" w:bidi="ar_AE"/>
         </w:rPr>
         <w:t xml:space="preserve">; </w:t>
@@ -1171,6 +1457,8 @@
       <w:hyperlink r:id="rId30">
         <w:r>
           <w:rPr>
+            <w:rtl/>
+            <w:cs/>
             <w:lang w:val="ar_AE" w:bidi="ar_AE"/>
           </w:rPr>
           <w:rPr>
@@ -1182,6 +1470,8 @@
       </w:hyperlink>
       <w:r>
         <w:rPr>
+          <w:rtl/>
+          <w:cs/>
           <w:lang w:val="ar_AE" w:bidi="ar_AE"/>
         </w:rPr>
         <w:t xml:space="preserve">; </w:t>
@@ -1189,6 +1479,8 @@
       <w:hyperlink r:id="rId31">
         <w:r>
           <w:rPr>
+            <w:rtl/>
+            <w:cs/>
             <w:lang w:val="ar_AE" w:bidi="ar_AE"/>
           </w:rPr>
           <w:rPr>
@@ -1200,17 +1492,23 @@
       </w:hyperlink>
       <w:r>
         <w:rPr>
+          <w:rtl/>
+          <w:cs/>
           <w:lang w:val="ar_AE" w:bidi="ar_AE"/>
         </w:rPr>
         <w:t>).</w:t>
       </w:r>
       <w:r>
         <w:rPr>
-          <w:lang w:val="ar_AE" w:bidi="ar_AE"/>
-        </w:rPr>
-      </w:r>
-      <w:r>
-        <w:rPr>
+          <w:rtl/>
+          <w:cs/>
+          <w:lang w:val="ar_AE" w:bidi="ar_AE"/>
+        </w:rPr>
+      </w:r>
+      <w:r>
+        <w:rPr>
+          <w:rtl/>
+          <w:cs/>
           <w:lang w:val="ar_AE" w:bidi="ar_AE"/>
         </w:rPr>
       </w:r>
@@ -1221,6 +1519,8 @@
       </w:pPr>
       <w:r>
         <w:rPr>
+          <w:rtl/>
+          <w:cs/>
           <w:lang w:val="ar_AE" w:bidi="ar_AE"/>
         </w:rPr>
       </w:r>
@@ -1232,12 +1532,16 @@
       </w:pPr>
       <w:r>
         <w:rPr>
+          <w:rtl/>
+          <w:cs/>
           <w:lang w:val="ar_AE" w:bidi="ar_AE"/>
         </w:rPr>
         <w:t>فليمون 1: 15</w:t>
       </w:r>
       <w:r>
         <w:rPr>
+          <w:rtl/>
+          <w:cs/>
           <w:lang w:val="ar_AE" w:bidi="ar_AE"/>
         </w:rPr>
       </w:r>
@@ -1248,11 +1552,15 @@
       </w:pPr>
       <w:r>
         <w:rPr>
-          <w:lang w:val="ar_AE" w:bidi="ar_AE"/>
-        </w:rPr>
-      </w:r>
-      <w:r>
-        <w:rPr>
+          <w:rtl/>
+          <w:cs/>
+          <w:lang w:val="ar_AE" w:bidi="ar_AE"/>
+        </w:rPr>
+      </w:r>
+      <w:r>
+        <w:rPr>
+          <w:rtl/>
+          <w:cs/>
           <w:lang w:val="ar_AE" w:bidi="ar_AE"/>
         </w:rPr>
         <w:t xml:space="preserve">لقد فقدت أنسيمس (حرفيًا </w:t>
@@ -1260,23 +1568,31 @@
       <w:r>
         <w:rPr>
           <w:i/>
+          <w:rtl/>
+          <w:cs/>
           <w:lang w:val="ar_AE" w:bidi="ar_AE"/>
         </w:rPr>
         <w:t>افْتَرَقَ عَنْكَ</w:t>
       </w:r>
       <w:r>
         <w:rPr>
+          <w:rtl/>
+          <w:cs/>
           <w:lang w:val="ar_AE" w:bidi="ar_AE"/>
         </w:rPr>
         <w:t>): قد يكون هذا تعبيرًا ملطفًا أو كناية عن الهروب، لتجنب ذِكْر جريمة أنسيمس بشكل مباشر. • لِكَيْ يَكُونَ لَكَ إِلَى الأَبَدِ: من الواضح أن الله قد رتب الأحداث بعناية لتؤدي إلى خلاص أنسيمس.</w:t>
       </w:r>
       <w:r>
         <w:rPr>
-          <w:lang w:val="ar_AE" w:bidi="ar_AE"/>
-        </w:rPr>
-      </w:r>
-      <w:r>
-        <w:rPr>
+          <w:rtl/>
+          <w:cs/>
+          <w:lang w:val="ar_AE" w:bidi="ar_AE"/>
+        </w:rPr>
+      </w:r>
+      <w:r>
+        <w:rPr>
+          <w:rtl/>
+          <w:cs/>
           <w:lang w:val="ar_AE" w:bidi="ar_AE"/>
         </w:rPr>
       </w:r>
@@ -1287,6 +1603,8 @@
       </w:pPr>
       <w:r>
         <w:rPr>
+          <w:rtl/>
+          <w:cs/>
           <w:lang w:val="ar_AE" w:bidi="ar_AE"/>
         </w:rPr>
       </w:r>
@@ -1298,12 +1616,16 @@
       </w:pPr>
       <w:r>
         <w:rPr>
+          <w:rtl/>
+          <w:cs/>
           <w:lang w:val="ar_AE" w:bidi="ar_AE"/>
         </w:rPr>
         <w:t>فليمون 1: 16</w:t>
       </w:r>
       <w:r>
         <w:rPr>
+          <w:rtl/>
+          <w:cs/>
           <w:lang w:val="ar_AE" w:bidi="ar_AE"/>
         </w:rPr>
       </w:r>
@@ -1314,11 +1636,15 @@
       </w:pPr>
       <w:r>
         <w:rPr>
-          <w:lang w:val="ar_AE" w:bidi="ar_AE"/>
-        </w:rPr>
-      </w:r>
-      <w:r>
-        <w:rPr>
+          <w:rtl/>
+          <w:cs/>
+          <w:lang w:val="ar_AE" w:bidi="ar_AE"/>
+        </w:rPr>
+      </w:r>
+      <w:r>
+        <w:rPr>
+          <w:rtl/>
+          <w:cs/>
           <w:lang w:val="ar_AE" w:bidi="ar_AE"/>
         </w:rPr>
         <w:t>بالرغم من أن أنسيمس كان لا يزال من الناحية القانونية عبدًا لفليمون</w:t>
@@ -1326,23 +1652,31 @@
       <w:r>
         <w:rPr>
           <w:i/>
+          <w:rtl/>
+          <w:cs/>
           <w:lang w:val="ar_AE" w:bidi="ar_AE"/>
         </w:rPr>
         <w:t>،</w:t>
       </w:r>
       <w:r>
         <w:rPr>
+          <w:rtl/>
+          <w:cs/>
           <w:lang w:val="ar_AE" w:bidi="ar_AE"/>
         </w:rPr>
         <w:t xml:space="preserve"> كان ينبغي لفليمون أن يعتبره أخًا محبوبًا وأن يلتزم بخيره. • أَخًا مَحْبُوبًا ... إِلَيْكَ فِي الْجَسَدِ وَالرَّبِّ جَمِيعًا: يجب أن تُغيِّر علاقة الأخوّة في المسيح الآن علاقتهما بالكامل في كِلَا العالمين الطبيعي والروحي.</w:t>
       </w:r>
       <w:r>
         <w:rPr>
-          <w:lang w:val="ar_AE" w:bidi="ar_AE"/>
-        </w:rPr>
-      </w:r>
-      <w:r>
-        <w:rPr>
+          <w:rtl/>
+          <w:cs/>
+          <w:lang w:val="ar_AE" w:bidi="ar_AE"/>
+        </w:rPr>
+      </w:r>
+      <w:r>
+        <w:rPr>
+          <w:rtl/>
+          <w:cs/>
           <w:lang w:val="ar_AE" w:bidi="ar_AE"/>
         </w:rPr>
       </w:r>
@@ -1353,6 +1687,8 @@
       </w:pPr>
       <w:r>
         <w:rPr>
+          <w:rtl/>
+          <w:cs/>
           <w:lang w:val="ar_AE" w:bidi="ar_AE"/>
         </w:rPr>
       </w:r>
@@ -1364,12 +1700,16 @@
       </w:pPr>
       <w:r>
         <w:rPr>
+          <w:rtl/>
+          <w:cs/>
           <w:lang w:val="ar_AE" w:bidi="ar_AE"/>
         </w:rPr>
         <w:t>فليمون 1: 18</w:t>
       </w:r>
       <w:r>
         <w:rPr>
+          <w:rtl/>
+          <w:cs/>
           <w:lang w:val="ar_AE" w:bidi="ar_AE"/>
         </w:rPr>
       </w:r>
@@ -1380,22 +1720,30 @@
       </w:pPr>
       <w:r>
         <w:rPr>
-          <w:lang w:val="ar_AE" w:bidi="ar_AE"/>
-        </w:rPr>
-      </w:r>
-      <w:r>
-        <w:rPr>
+          <w:rtl/>
+          <w:cs/>
+          <w:lang w:val="ar_AE" w:bidi="ar_AE"/>
+        </w:rPr>
+      </w:r>
+      <w:r>
+        <w:rPr>
+          <w:rtl/>
+          <w:cs/>
           <w:lang w:val="ar_AE" w:bidi="ar_AE"/>
         </w:rPr>
         <w:t>من المحتمل أن أنسيمس قد سرق بعض الأشياء من بيت فليمون أو كان عليه دين يجب تسديده عندما هرب.</w:t>
       </w:r>
       <w:r>
         <w:rPr>
-          <w:lang w:val="ar_AE" w:bidi="ar_AE"/>
-        </w:rPr>
-      </w:r>
-      <w:r>
-        <w:rPr>
+          <w:rtl/>
+          <w:cs/>
+          <w:lang w:val="ar_AE" w:bidi="ar_AE"/>
+        </w:rPr>
+      </w:r>
+      <w:r>
+        <w:rPr>
+          <w:rtl/>
+          <w:cs/>
           <w:lang w:val="ar_AE" w:bidi="ar_AE"/>
         </w:rPr>
       </w:r>
@@ -1406,6 +1754,8 @@
       </w:pPr>
       <w:r>
         <w:rPr>
+          <w:rtl/>
+          <w:cs/>
           <w:lang w:val="ar_AE" w:bidi="ar_AE"/>
         </w:rPr>
       </w:r>
@@ -1417,12 +1767,16 @@
       </w:pPr>
       <w:r>
         <w:rPr>
+          <w:rtl/>
+          <w:cs/>
           <w:lang w:val="ar_AE" w:bidi="ar_AE"/>
         </w:rPr>
         <w:t>فليمون 1: 19</w:t>
       </w:r>
       <w:r>
         <w:rPr>
+          <w:rtl/>
+          <w:cs/>
           <w:lang w:val="ar_AE" w:bidi="ar_AE"/>
         </w:rPr>
       </w:r>
@@ -1433,11 +1787,15 @@
       </w:pPr>
       <w:r>
         <w:rPr>
-          <w:lang w:val="ar_AE" w:bidi="ar_AE"/>
-        </w:rPr>
-      </w:r>
-      <w:r>
-        <w:rPr>
+          <w:rtl/>
+          <w:cs/>
+          <w:lang w:val="ar_AE" w:bidi="ar_AE"/>
+        </w:rPr>
+      </w:r>
+      <w:r>
+        <w:rPr>
+          <w:rtl/>
+          <w:cs/>
           <w:lang w:val="ar_AE" w:bidi="ar_AE"/>
         </w:rPr>
         <w:t xml:space="preserve">يضمن بولس وعده بتوقيعه. كان عادةً يملي رسائله على كاتب أو مُحرر، وفي بعض الأحيان، كما هو الحال هنا، كان يكتب شيئًا بخط يده. • بِنَفْسِكَ: أي خلاصه. كان فليمون مدينًا لبولس بأكثر مما قد يكون أنسيمس مدينًا له. سواء كان هذا يعني أن فليمون قد اهتدى بشكل مباشر أو بشكل غير مباشر من خلال كرازة بولس ليس واضحًا (قارن </w:t>
@@ -1445,6 +1803,8 @@
       <w:hyperlink r:id="rId32">
         <w:r>
           <w:rPr>
+            <w:rtl/>
+            <w:cs/>
             <w:lang w:val="ar_AE" w:bidi="ar_AE"/>
           </w:rPr>
           <w:rPr>
@@ -1456,17 +1816,23 @@
       </w:hyperlink>
       <w:r>
         <w:rPr>
+          <w:rtl/>
+          <w:cs/>
           <w:lang w:val="ar_AE" w:bidi="ar_AE"/>
         </w:rPr>
         <w:t>).</w:t>
       </w:r>
       <w:r>
         <w:rPr>
-          <w:lang w:val="ar_AE" w:bidi="ar_AE"/>
-        </w:rPr>
-      </w:r>
-      <w:r>
-        <w:rPr>
+          <w:rtl/>
+          <w:cs/>
+          <w:lang w:val="ar_AE" w:bidi="ar_AE"/>
+        </w:rPr>
+      </w:r>
+      <w:r>
+        <w:rPr>
+          <w:rtl/>
+          <w:cs/>
           <w:lang w:val="ar_AE" w:bidi="ar_AE"/>
         </w:rPr>
       </w:r>
@@ -1477,6 +1843,8 @@
       </w:pPr>
       <w:r>
         <w:rPr>
+          <w:rtl/>
+          <w:cs/>
           <w:lang w:val="ar_AE" w:bidi="ar_AE"/>
         </w:rPr>
       </w:r>
@@ -1488,12 +1856,16 @@
       </w:pPr>
       <w:r>
         <w:rPr>
+          <w:rtl/>
+          <w:cs/>
           <w:lang w:val="ar_AE" w:bidi="ar_AE"/>
         </w:rPr>
         <w:t>فليمون 1: 20</w:t>
       </w:r>
       <w:r>
         <w:rPr>
+          <w:rtl/>
+          <w:cs/>
           <w:lang w:val="ar_AE" w:bidi="ar_AE"/>
         </w:rPr>
       </w:r>
@@ -1504,11 +1876,15 @@
       </w:pPr>
       <w:r>
         <w:rPr>
-          <w:lang w:val="ar_AE" w:bidi="ar_AE"/>
-        </w:rPr>
-      </w:r>
-      <w:r>
-        <w:rPr>
+          <w:rtl/>
+          <w:cs/>
+          <w:lang w:val="ar_AE" w:bidi="ar_AE"/>
+        </w:rPr>
+      </w:r>
+      <w:r>
+        <w:rPr>
+          <w:rtl/>
+          <w:cs/>
           <w:lang w:val="ar_AE" w:bidi="ar_AE"/>
         </w:rPr>
         <w:t xml:space="preserve">افعل لي هذا المعروف: أو </w:t>
@@ -1516,12 +1892,16 @@
       <w:r>
         <w:rPr>
           <w:i/>
+          <w:rtl/>
+          <w:cs/>
           <w:lang w:val="ar_AE" w:bidi="ar_AE"/>
         </w:rPr>
         <w:t>أَرِحْ أَحْشَائِي فِي الرَّبِّ؛</w:t>
       </w:r>
       <w:r>
         <w:rPr>
+          <w:rtl/>
+          <w:cs/>
           <w:lang w:val="ar_AE" w:bidi="ar_AE"/>
         </w:rPr>
         <w:t xml:space="preserve"> قد تكون الكلمة اليونانية onaimēn ("معروف، فائدة") تلاعبًا باسم أنسيمس، الذي يمكن أن يعني "مفيد" (قارن </w:t>
@@ -1529,6 +1909,8 @@
       <w:hyperlink r:id="rId33">
         <w:r>
           <w:rPr>
+            <w:rtl/>
+            <w:cs/>
             <w:lang w:val="ar_AE" w:bidi="ar_AE"/>
           </w:rPr>
           <w:rPr>
@@ -1540,17 +1922,23 @@
       </w:hyperlink>
       <w:r>
         <w:rPr>
+          <w:rtl/>
+          <w:cs/>
           <w:lang w:val="ar_AE" w:bidi="ar_AE"/>
         </w:rPr>
         <w:t>).</w:t>
       </w:r>
       <w:r>
         <w:rPr>
-          <w:lang w:val="ar_AE" w:bidi="ar_AE"/>
-        </w:rPr>
-      </w:r>
-      <w:r>
-        <w:rPr>
+          <w:rtl/>
+          <w:cs/>
+          <w:lang w:val="ar_AE" w:bidi="ar_AE"/>
+        </w:rPr>
+      </w:r>
+      <w:r>
+        <w:rPr>
+          <w:rtl/>
+          <w:cs/>
           <w:lang w:val="ar_AE" w:bidi="ar_AE"/>
         </w:rPr>
       </w:r>
@@ -1561,6 +1949,8 @@
       </w:pPr>
       <w:r>
         <w:rPr>
+          <w:rtl/>
+          <w:cs/>
           <w:lang w:val="ar_AE" w:bidi="ar_AE"/>
         </w:rPr>
       </w:r>
@@ -1572,12 +1962,16 @@
       </w:pPr>
       <w:r>
         <w:rPr>
+          <w:rtl/>
+          <w:cs/>
           <w:lang w:val="ar_AE" w:bidi="ar_AE"/>
         </w:rPr>
         <w:t>فليمون 1: 21</w:t>
       </w:r>
       <w:r>
         <w:rPr>
+          <w:rtl/>
+          <w:cs/>
           <w:lang w:val="ar_AE" w:bidi="ar_AE"/>
         </w:rPr>
       </w:r>
@@ -1588,11 +1982,15 @@
       </w:pPr>
       <w:r>
         <w:rPr>
-          <w:lang w:val="ar_AE" w:bidi="ar_AE"/>
-        </w:rPr>
-      </w:r>
-      <w:r>
-        <w:rPr>
+          <w:rtl/>
+          <w:cs/>
+          <w:lang w:val="ar_AE" w:bidi="ar_AE"/>
+        </w:rPr>
+      </w:r>
+      <w:r>
+        <w:rPr>
+          <w:rtl/>
+          <w:cs/>
           <w:lang w:val="ar_AE" w:bidi="ar_AE"/>
         </w:rPr>
         <w:t xml:space="preserve">وإضافةً إلى ذلك، قد يكون بولس يشير إلى رغبته في أن يرى أنسيمس وقد أطلق سراحه (انظر </w:t>
@@ -1600,6 +1998,8 @@
       <w:hyperlink r:id="rId34">
         <w:r>
           <w:rPr>
+            <w:rtl/>
+            <w:cs/>
             <w:lang w:val="ar_AE" w:bidi="ar_AE"/>
           </w:rPr>
           <w:rPr>
@@ -1611,17 +2011,23 @@
       </w:hyperlink>
       <w:r>
         <w:rPr>
+          <w:rtl/>
+          <w:cs/>
           <w:lang w:val="ar_AE" w:bidi="ar_AE"/>
         </w:rPr>
         <w:t>)، أو ربما يُعَبِّر ببساطة عن ثقته في رحمة فليمون.</w:t>
       </w:r>
       <w:r>
         <w:rPr>
-          <w:lang w:val="ar_AE" w:bidi="ar_AE"/>
-        </w:rPr>
-      </w:r>
-      <w:r>
-        <w:rPr>
+          <w:rtl/>
+          <w:cs/>
+          <w:lang w:val="ar_AE" w:bidi="ar_AE"/>
+        </w:rPr>
+      </w:r>
+      <w:r>
+        <w:rPr>
+          <w:rtl/>
+          <w:cs/>
           <w:lang w:val="ar_AE" w:bidi="ar_AE"/>
         </w:rPr>
       </w:r>
@@ -1632,6 +2038,8 @@
       </w:pPr>
       <w:r>
         <w:rPr>
+          <w:rtl/>
+          <w:cs/>
           <w:lang w:val="ar_AE" w:bidi="ar_AE"/>
         </w:rPr>
       </w:r>
@@ -1643,12 +2051,16 @@
       </w:pPr>
       <w:r>
         <w:rPr>
+          <w:rtl/>
+          <w:cs/>
           <w:lang w:val="ar_AE" w:bidi="ar_AE"/>
         </w:rPr>
         <w:t>فليمون 1: 22</w:t>
       </w:r>
       <w:r>
         <w:rPr>
+          <w:rtl/>
+          <w:cs/>
           <w:lang w:val="ar_AE" w:bidi="ar_AE"/>
         </w:rPr>
       </w:r>
@@ -1659,22 +2071,30 @@
       </w:pPr>
       <w:r>
         <w:rPr>
-          <w:lang w:val="ar_AE" w:bidi="ar_AE"/>
-        </w:rPr>
-      </w:r>
-      <w:r>
-        <w:rPr>
+          <w:rtl/>
+          <w:cs/>
+          <w:lang w:val="ar_AE" w:bidi="ar_AE"/>
+        </w:rPr>
+      </w:r>
+      <w:r>
+        <w:rPr>
+          <w:rtl/>
+          <w:cs/>
           <w:lang w:val="ar_AE" w:bidi="ar_AE"/>
         </w:rPr>
         <w:t>طلب بولس غرفة للضيوف تحسبًا لزيارته، مما يعزز طلبه من فليمون أن يعامل أنسيمس برحمة. فعند قدومه، سيتمكن من رؤية كيف تم التعامل مع أنسيمس.</w:t>
       </w:r>
       <w:r>
         <w:rPr>
-          <w:lang w:val="ar_AE" w:bidi="ar_AE"/>
-        </w:rPr>
-      </w:r>
-      <w:r>
-        <w:rPr>
+          <w:rtl/>
+          <w:cs/>
+          <w:lang w:val="ar_AE" w:bidi="ar_AE"/>
+        </w:rPr>
+      </w:r>
+      <w:r>
+        <w:rPr>
+          <w:rtl/>
+          <w:cs/>
           <w:lang w:val="ar_AE" w:bidi="ar_AE"/>
         </w:rPr>
       </w:r>
@@ -1685,6 +2105,8 @@
       </w:pPr>
       <w:r>
         <w:rPr>
+          <w:rtl/>
+          <w:cs/>
           <w:lang w:val="ar_AE" w:bidi="ar_AE"/>
         </w:rPr>
       </w:r>
@@ -1696,12 +2118,16 @@
       </w:pPr>
       <w:r>
         <w:rPr>
+          <w:rtl/>
+          <w:cs/>
           <w:lang w:val="ar_AE" w:bidi="ar_AE"/>
         </w:rPr>
         <w:t>فليمون 1: 23</w:t>
       </w:r>
       <w:r>
         <w:rPr>
+          <w:rtl/>
+          <w:cs/>
           <w:lang w:val="ar_AE" w:bidi="ar_AE"/>
         </w:rPr>
       </w:r>
@@ -1712,11 +2138,15 @@
       </w:pPr>
       <w:r>
         <w:rPr>
-          <w:lang w:val="ar_AE" w:bidi="ar_AE"/>
-        </w:rPr>
-      </w:r>
-      <w:r>
-        <w:rPr>
+          <w:rtl/>
+          <w:cs/>
+          <w:lang w:val="ar_AE" w:bidi="ar_AE"/>
+        </w:rPr>
+      </w:r>
+      <w:r>
+        <w:rPr>
+          <w:rtl/>
+          <w:cs/>
           <w:lang w:val="ar_AE" w:bidi="ar_AE"/>
         </w:rPr>
         <w:t>كان أبفراس من سكان كولوسي، وهو الذي جلب الأخبار السارة لأول مرة إلى فليمون وعائلته (</w:t>
@@ -1724,6 +2154,8 @@
       <w:hyperlink r:id="rId32">
         <w:r>
           <w:rPr>
+            <w:rtl/>
+            <w:cs/>
             <w:lang w:val="ar_AE" w:bidi="ar_AE"/>
           </w:rPr>
           <w:rPr>
@@ -1735,6 +2167,8 @@
       </w:hyperlink>
       <w:r>
         <w:rPr>
+          <w:rtl/>
+          <w:cs/>
           <w:lang w:val="ar_AE" w:bidi="ar_AE"/>
         </w:rPr>
         <w:t xml:space="preserve">؛ </w:t>
@@ -1742,6 +2176,8 @@
       <w:hyperlink r:id="rId35">
         <w:r>
           <w:rPr>
+            <w:rtl/>
+            <w:cs/>
             <w:lang w:val="ar_AE" w:bidi="ar_AE"/>
           </w:rPr>
           <w:rPr>
@@ -1753,17 +2189,23 @@
       </w:hyperlink>
       <w:r>
         <w:rPr>
+          <w:rtl/>
+          <w:cs/>
           <w:lang w:val="ar_AE" w:bidi="ar_AE"/>
         </w:rPr>
         <w:t>).</w:t>
       </w:r>
       <w:r>
         <w:rPr>
-          <w:lang w:val="ar_AE" w:bidi="ar_AE"/>
-        </w:rPr>
-      </w:r>
-      <w:r>
-        <w:rPr>
+          <w:rtl/>
+          <w:cs/>
+          <w:lang w:val="ar_AE" w:bidi="ar_AE"/>
+        </w:rPr>
+      </w:r>
+      <w:r>
+        <w:rPr>
+          <w:rtl/>
+          <w:cs/>
           <w:lang w:val="ar_AE" w:bidi="ar_AE"/>
         </w:rPr>
       </w:r>
@@ -1774,6 +2216,8 @@
       </w:pPr>
       <w:r>
         <w:rPr>
+          <w:rtl/>
+          <w:cs/>
           <w:lang w:val="ar_AE" w:bidi="ar_AE"/>
         </w:rPr>
       </w:r>
@@ -1785,12 +2229,16 @@
       </w:pPr>
       <w:r>
         <w:rPr>
+          <w:rtl/>
+          <w:cs/>
           <w:lang w:val="ar_AE" w:bidi="ar_AE"/>
         </w:rPr>
         <w:t>فليمون 1: 23–25</w:t>
       </w:r>
       <w:r>
         <w:rPr>
+          <w:rtl/>
+          <w:cs/>
           <w:lang w:val="ar_AE" w:bidi="ar_AE"/>
         </w:rPr>
       </w:r>
@@ -1801,11 +2249,15 @@
       </w:pPr>
       <w:r>
         <w:rPr>
-          <w:lang w:val="ar_AE" w:bidi="ar_AE"/>
-        </w:rPr>
-      </w:r>
-      <w:r>
-        <w:rPr>
+          <w:rtl/>
+          <w:cs/>
+          <w:lang w:val="ar_AE" w:bidi="ar_AE"/>
+        </w:rPr>
+      </w:r>
+      <w:r>
+        <w:rPr>
+          <w:rtl/>
+          <w:cs/>
           <w:lang w:val="ar_AE" w:bidi="ar_AE"/>
         </w:rPr>
         <w:t xml:space="preserve">عادةً ما يختتم بولس رسائله بتحيات من الآخرين وبركة. قارن </w:t>
@@ -1813,6 +2265,8 @@
       <w:hyperlink r:id="rId36">
         <w:r>
           <w:rPr>
+            <w:rtl/>
+            <w:cs/>
             <w:lang w:val="ar_AE" w:bidi="ar_AE"/>
           </w:rPr>
           <w:rPr>
@@ -1824,17 +2278,23 @@
       </w:hyperlink>
       <w:r>
         <w:rPr>
+          <w:rtl/>
+          <w:cs/>
           <w:lang w:val="ar_AE" w:bidi="ar_AE"/>
         </w:rPr>
         <w:t>؛ من المحتمل أن تكون رسائل بولس إلى أهل كولوسي وإلى فليمون قد نُقلت إلى كولوسي في نفس الوقت بواسطة تيخيكس وأنسيمس.</w:t>
       </w:r>
       <w:r>
         <w:rPr>
-          <w:lang w:val="ar_AE" w:bidi="ar_AE"/>
-        </w:rPr>
-      </w:r>
-      <w:r>
-        <w:rPr>
+          <w:rtl/>
+          <w:cs/>
+          <w:lang w:val="ar_AE" w:bidi="ar_AE"/>
+        </w:rPr>
+      </w:r>
+      <w:r>
+        <w:rPr>
+          <w:rtl/>
+          <w:cs/>
           <w:lang w:val="ar_AE" w:bidi="ar_AE"/>
         </w:rPr>
       </w:r>
@@ -1845,6 +2305,8 @@
       </w:pPr>
       <w:r>
         <w:rPr>
+          <w:rtl/>
+          <w:cs/>
           <w:lang w:val="ar_AE" w:bidi="ar_AE"/>
         </w:rPr>
       </w:r>
@@ -1856,12 +2318,16 @@
       </w:pPr>
       <w:r>
         <w:rPr>
+          <w:rtl/>
+          <w:cs/>
           <w:lang w:val="ar_AE" w:bidi="ar_AE"/>
         </w:rPr>
         <w:t>فليمون 1: 24</w:t>
       </w:r>
       <w:r>
         <w:rPr>
+          <w:rtl/>
+          <w:cs/>
           <w:lang w:val="ar_AE" w:bidi="ar_AE"/>
         </w:rPr>
       </w:r>
@@ -1872,11 +2338,15 @@
       </w:pPr>
       <w:r>
         <w:rPr>
-          <w:lang w:val="ar_AE" w:bidi="ar_AE"/>
-        </w:rPr>
-      </w:r>
-      <w:r>
-        <w:rPr>
+          <w:rtl/>
+          <w:cs/>
+          <w:lang w:val="ar_AE" w:bidi="ar_AE"/>
+        </w:rPr>
+      </w:r>
+      <w:r>
+        <w:rPr>
+          <w:rtl/>
+          <w:cs/>
           <w:lang w:val="ar_AE" w:bidi="ar_AE"/>
         </w:rPr>
         <w:t>هؤلاء الرجال مذكورون أيضًا في نهاية رسالة كولوسي (</w:t>
@@ -1884,6 +2354,8 @@
       <w:hyperlink r:id="rId37">
         <w:r>
           <w:rPr>
+            <w:rtl/>
+            <w:cs/>
             <w:lang w:val="ar_AE" w:bidi="ar_AE"/>
           </w:rPr>
           <w:rPr>
@@ -1895,6 +2367,8 @@
       </w:hyperlink>
       <w:r>
         <w:rPr>
+          <w:rtl/>
+          <w:cs/>
           <w:lang w:val="ar_AE" w:bidi="ar_AE"/>
         </w:rPr>
         <w:t xml:space="preserve">، </w:t>
@@ -1902,6 +2376,8 @@
       <w:hyperlink r:id="rId38">
         <w:r>
           <w:rPr>
+            <w:rtl/>
+            <w:cs/>
             <w:lang w:val="ar_AE" w:bidi="ar_AE"/>
           </w:rPr>
           <w:rPr>
@@ -1913,18 +2389,24 @@
       </w:hyperlink>
       <w:r>
         <w:rPr>
+          <w:rtl/>
+          <w:cs/>
           <w:lang w:val="ar_AE" w:bidi="ar_AE"/>
         </w:rPr>
         <w:t>). • الْعَامِلُونَ مَعِي: ولقد ساهموا في مساعدة بولس على نشر الأخبار السارة. • مرقس: انظر الملف التعريفي ل "</w:t>
       </w:r>
       <w:r>
         <w:rPr>
+          <w:rtl/>
+          <w:cs/>
           <w:lang w:val="ar_AE" w:bidi="ar_AE"/>
         </w:rPr>
         <w:t>يوحنّا مرقس</w:t>
       </w:r>
       <w:r>
         <w:rPr>
+          <w:rtl/>
+          <w:cs/>
           <w:lang w:val="ar_AE" w:bidi="ar_AE"/>
         </w:rPr>
         <w:t>". • أرسترخس كان شريكًا مخلصًا لبولس لسنوات عديدة (</w:t>
@@ -1932,6 +2414,8 @@
       <w:hyperlink r:id="rId39">
         <w:r>
           <w:rPr>
+            <w:rtl/>
+            <w:cs/>
             <w:lang w:val="ar_AE" w:bidi="ar_AE"/>
           </w:rPr>
           <w:rPr>
@@ -1943,6 +2427,8 @@
       </w:hyperlink>
       <w:r>
         <w:rPr>
+          <w:rtl/>
+          <w:cs/>
           <w:lang w:val="ar_AE" w:bidi="ar_AE"/>
         </w:rPr>
         <w:t xml:space="preserve">؛ </w:t>
@@ -1950,6 +2436,8 @@
       <w:hyperlink r:id="rId40">
         <w:r>
           <w:rPr>
+            <w:rtl/>
+            <w:cs/>
             <w:lang w:val="ar_AE" w:bidi="ar_AE"/>
           </w:rPr>
           <w:rPr>
@@ -1961,6 +2449,8 @@
       </w:hyperlink>
       <w:r>
         <w:rPr>
+          <w:rtl/>
+          <w:cs/>
           <w:lang w:val="ar_AE" w:bidi="ar_AE"/>
         </w:rPr>
         <w:t xml:space="preserve">؛ </w:t>
@@ -1968,6 +2458,8 @@
       <w:hyperlink r:id="rId41">
         <w:r>
           <w:rPr>
+            <w:rtl/>
+            <w:cs/>
             <w:lang w:val="ar_AE" w:bidi="ar_AE"/>
           </w:rPr>
           <w:rPr>
@@ -1979,6 +2471,8 @@
       </w:hyperlink>
       <w:r>
         <w:rPr>
+          <w:rtl/>
+          <w:cs/>
           <w:lang w:val="ar_AE" w:bidi="ar_AE"/>
         </w:rPr>
         <w:t>). • ديماس كان رفيقًا قد تخلى عن بولس في وقت لاحق (</w:t>
@@ -1986,6 +2480,8 @@
       <w:hyperlink r:id="rId42">
         <w:r>
           <w:rPr>
+            <w:rtl/>
+            <w:cs/>
             <w:lang w:val="ar_AE" w:bidi="ar_AE"/>
           </w:rPr>
           <w:rPr>
@@ -1997,29 +2493,39 @@
       </w:hyperlink>
       <w:r>
         <w:rPr>
+          <w:rtl/>
+          <w:cs/>
           <w:lang w:val="ar_AE" w:bidi="ar_AE"/>
         </w:rPr>
         <w:t>). • لوقا: انظر الملف التعريفي ل "</w:t>
       </w:r>
       <w:r>
         <w:rPr>
+          <w:rtl/>
+          <w:cs/>
           <w:lang w:val="ar_AE" w:bidi="ar_AE"/>
         </w:rPr>
         <w:t>لوقا</w:t>
       </w:r>
       <w:r>
         <w:rPr>
+          <w:rtl/>
+          <w:cs/>
           <w:lang w:val="ar_AE" w:bidi="ar_AE"/>
         </w:rPr>
         <w:t>".</w:t>
       </w:r>
       <w:r>
         <w:rPr>
-          <w:lang w:val="ar_AE" w:bidi="ar_AE"/>
-        </w:rPr>
-      </w:r>
-      <w:r>
-        <w:rPr>
+          <w:rtl/>
+          <w:cs/>
+          <w:lang w:val="ar_AE" w:bidi="ar_AE"/>
+        </w:rPr>
+      </w:r>
+      <w:r>
+        <w:rPr>
+          <w:rtl/>
+          <w:cs/>
           <w:lang w:val="ar_AE" w:bidi="ar_AE"/>
         </w:rPr>
       </w:r>

--- a/arb/docx/57.content.docx
+++ b/arb/docx/57.content.docx
@@ -475,20 +475,14 @@
         </w:rPr>
         <w:t>هذه الرسالة ليست موجهة إلى فليمون وحده، بل أيضًا إلى عائلته وكنيسته. • أَبْفِيَّةَ كانت على الأرجح زوجة فليمون. • الْمُتَجَنِّد: إن خادم المسيح مشترك في حرب ويجب أن يكون مستعدًا للثبات في وجه المقاومة (</w:t>
       </w:r>
-      <w:hyperlink r:id="rId13">
-        <w:r>
-          <w:rPr>
-            <w:rtl/>
-            <w:cs/>
-            <w:lang w:val="ar_AE" w:bidi="ar_AE"/>
-          </w:rPr>
-          <w:rPr>
-            <w:color w:val="0000EE"/>
-            <w:u w:val="single"/>
-          </w:rPr>
-          <w:t>أفسس 6:10–17</w:t>
-        </w:r>
-      </w:hyperlink>
+      <w:r>
+        <w:rPr>
+          <w:rtl/>
+          <w:cs/>
+          <w:lang w:val="ar_AE" w:bidi="ar_AE"/>
+        </w:rPr>
+        <w:t>أفسس 6:10–17</w:t>
+      </w:r>
       <w:r>
         <w:rPr>
           <w:rtl/>
@@ -497,20 +491,14 @@
         </w:rPr>
         <w:t xml:space="preserve">). • أَرْخِبُّسَ كان على الأرجح ابن فليمون (مذكور أيضًا في </w:t>
       </w:r>
-      <w:hyperlink r:id="rId14">
-        <w:r>
-          <w:rPr>
-            <w:rtl/>
-            <w:cs/>
-            <w:lang w:val="ar_AE" w:bidi="ar_AE"/>
-          </w:rPr>
-          <w:rPr>
-            <w:color w:val="0000EE"/>
-            <w:u w:val="single"/>
-          </w:rPr>
-          <w:t>كولوسي 4:17</w:t>
-        </w:r>
-      </w:hyperlink>
+      <w:r>
+        <w:rPr>
+          <w:rtl/>
+          <w:cs/>
+          <w:lang w:val="ar_AE" w:bidi="ar_AE"/>
+        </w:rPr>
+        <w:t>كولوسي 4:17</w:t>
+      </w:r>
       <w:r>
         <w:rPr>
           <w:rtl/>
@@ -519,20 +507,14 @@
         </w:rPr>
         <w:t xml:space="preserve">). • وَإِلَى الْكَنِيسَةِ الَّتِي فِي بَيْتِكَ: كان المسيحيون الأوائل يجتمعون معًا في البيوت الخاصة (انظر أيضًا </w:t>
       </w:r>
-      <w:hyperlink r:id="rId15">
-        <w:r>
-          <w:rPr>
-            <w:rtl/>
-            <w:cs/>
-            <w:lang w:val="ar_AE" w:bidi="ar_AE"/>
-          </w:rPr>
-          <w:rPr>
-            <w:color w:val="0000EE"/>
-            <w:u w:val="single"/>
-          </w:rPr>
-          <w:t>رومية 16:5</w:t>
-        </w:r>
-      </w:hyperlink>
+      <w:r>
+        <w:rPr>
+          <w:rtl/>
+          <w:cs/>
+          <w:lang w:val="ar_AE" w:bidi="ar_AE"/>
+        </w:rPr>
+        <w:t>رومية 16:5</w:t>
+      </w:r>
       <w:r>
         <w:rPr>
           <w:rtl/>
@@ -541,20 +523,14 @@
         </w:rPr>
         <w:t xml:space="preserve">; </w:t>
       </w:r>
-      <w:hyperlink r:id="rId16">
-        <w:r>
-          <w:rPr>
-            <w:rtl/>
-            <w:cs/>
-            <w:lang w:val="ar_AE" w:bidi="ar_AE"/>
-          </w:rPr>
-          <w:rPr>
-            <w:color w:val="0000EE"/>
-            <w:u w:val="single"/>
-          </w:rPr>
-          <w:t>1 كورنثوس 16:19</w:t>
-        </w:r>
-      </w:hyperlink>
+      <w:r>
+        <w:rPr>
+          <w:rtl/>
+          <w:cs/>
+          <w:lang w:val="ar_AE" w:bidi="ar_AE"/>
+        </w:rPr>
+        <w:t>1 كورنثوس 16:19</w:t>
+      </w:r>
       <w:r>
         <w:rPr>
           <w:rtl/>
@@ -563,20 +539,14 @@
         </w:rPr>
         <w:t xml:space="preserve">; </w:t>
       </w:r>
-      <w:hyperlink r:id="rId17">
-        <w:r>
-          <w:rPr>
-            <w:rtl/>
-            <w:cs/>
-            <w:lang w:val="ar_AE" w:bidi="ar_AE"/>
-          </w:rPr>
-          <w:rPr>
-            <w:color w:val="0000EE"/>
-            <w:u w:val="single"/>
-          </w:rPr>
-          <w:t>كولوسي 4:15</w:t>
-        </w:r>
-      </w:hyperlink>
+      <w:r>
+        <w:rPr>
+          <w:rtl/>
+          <w:cs/>
+          <w:lang w:val="ar_AE" w:bidi="ar_AE"/>
+        </w:rPr>
+        <w:t>كولوسي 4:15</w:t>
+      </w:r>
       <w:r>
         <w:rPr>
           <w:rtl/>
@@ -652,20 +622,14 @@
         </w:rPr>
         <w:t xml:space="preserve">لَكُمْ بصيغة الجمع، تشير إلى جميع المذكورين في </w:t>
       </w:r>
-      <w:hyperlink r:id="rId18">
-        <w:r>
-          <w:rPr>
-            <w:rtl/>
-            <w:cs/>
-            <w:lang w:val="ar_AE" w:bidi="ar_AE"/>
-          </w:rPr>
-          <w:rPr>
-            <w:color w:val="0000EE"/>
-            <w:u w:val="single"/>
-          </w:rPr>
-          <w:t>1:2</w:t>
-        </w:r>
-      </w:hyperlink>
+      <w:r>
+        <w:rPr>
+          <w:rtl/>
+          <w:cs/>
+          <w:lang w:val="ar_AE" w:bidi="ar_AE"/>
+        </w:rPr>
+        <w:t>1:2</w:t>
+      </w:r>
       <w:r>
         <w:rPr>
           <w:rtl/>
@@ -674,20 +638,14 @@
         </w:rPr>
         <w:t xml:space="preserve">. • النعمة والسلام يمثِّلان التحيات التقليدية اليونانية والعبرية، على التوالي؛ وهي الآن تُفهم كعطايا من الله (قارن </w:t>
       </w:r>
-      <w:hyperlink r:id="rId19">
-        <w:r>
-          <w:rPr>
-            <w:rtl/>
-            <w:cs/>
-            <w:lang w:val="ar_AE" w:bidi="ar_AE"/>
-          </w:rPr>
-          <w:rPr>
-            <w:color w:val="0000EE"/>
-            <w:u w:val="single"/>
-          </w:rPr>
-          <w:t>رومية 5:1–2</w:t>
-        </w:r>
-      </w:hyperlink>
+      <w:r>
+        <w:rPr>
+          <w:rtl/>
+          <w:cs/>
+          <w:lang w:val="ar_AE" w:bidi="ar_AE"/>
+        </w:rPr>
+        <w:t>رومية 5:1–2</w:t>
+      </w:r>
       <w:r>
         <w:rPr>
           <w:rtl/>
@@ -763,20 +721,14 @@
         </w:rPr>
         <w:t>في رسائله، عادةً ما يشكر بولس الله على إيمان ومحبة قرائه ثم يذكر صلواته من أجلهم (</w:t>
       </w:r>
-      <w:hyperlink r:id="rId20">
-        <w:r>
-          <w:rPr>
-            <w:rtl/>
-            <w:cs/>
-            <w:lang w:val="ar_AE" w:bidi="ar_AE"/>
-          </w:rPr>
-          <w:rPr>
-            <w:color w:val="0000EE"/>
-            <w:u w:val="single"/>
-          </w:rPr>
-          <w:t>رومية 1: 8–12</w:t>
-        </w:r>
-      </w:hyperlink>
+      <w:r>
+        <w:rPr>
+          <w:rtl/>
+          <w:cs/>
+          <w:lang w:val="ar_AE" w:bidi="ar_AE"/>
+        </w:rPr>
+        <w:t>رومية 1: 8–12</w:t>
+      </w:r>
       <w:r>
         <w:rPr>
           <w:rtl/>
@@ -785,20 +737,14 @@
         </w:rPr>
         <w:t xml:space="preserve">؛ </w:t>
       </w:r>
-      <w:hyperlink r:id="rId21">
-        <w:r>
-          <w:rPr>
-            <w:rtl/>
-            <w:cs/>
-            <w:lang w:val="ar_AE" w:bidi="ar_AE"/>
-          </w:rPr>
-          <w:rPr>
-            <w:color w:val="0000EE"/>
-            <w:u w:val="single"/>
-          </w:rPr>
-          <w:t>١ كورنثوس 1: 4–9</w:t>
-        </w:r>
-      </w:hyperlink>
+      <w:r>
+        <w:rPr>
+          <w:rtl/>
+          <w:cs/>
+          <w:lang w:val="ar_AE" w:bidi="ar_AE"/>
+        </w:rPr>
+        <w:t>١ كورنثوس 1: 4–9</w:t>
+      </w:r>
       <w:r>
         <w:rPr>
           <w:rtl/>
@@ -807,20 +753,14 @@
         </w:rPr>
         <w:t xml:space="preserve">؛ </w:t>
       </w:r>
-      <w:hyperlink r:id="rId22">
-        <w:r>
-          <w:rPr>
-            <w:rtl/>
-            <w:cs/>
-            <w:lang w:val="ar_AE" w:bidi="ar_AE"/>
-          </w:rPr>
-          <w:rPr>
-            <w:color w:val="0000EE"/>
-            <w:u w:val="single"/>
-          </w:rPr>
-          <w:t>2 كورنثوس 1: 3–11</w:t>
-        </w:r>
-      </w:hyperlink>
+      <w:r>
+        <w:rPr>
+          <w:rtl/>
+          <w:cs/>
+          <w:lang w:val="ar_AE" w:bidi="ar_AE"/>
+        </w:rPr>
+        <w:t>2 كورنثوس 1: 3–11</w:t>
+      </w:r>
       <w:r>
         <w:rPr>
           <w:rtl/>
@@ -829,20 +769,14 @@
         </w:rPr>
         <w:t xml:space="preserve">؛ قارن </w:t>
       </w:r>
-      <w:hyperlink r:id="rId23">
-        <w:r>
-          <w:rPr>
-            <w:rtl/>
-            <w:cs/>
-            <w:lang w:val="ar_AE" w:bidi="ar_AE"/>
-          </w:rPr>
-          <w:rPr>
-            <w:color w:val="0000EE"/>
-            <w:u w:val="single"/>
-          </w:rPr>
-          <w:t>غلاطية 1: 6–10</w:t>
-        </w:r>
-      </w:hyperlink>
+      <w:r>
+        <w:rPr>
+          <w:rtl/>
+          <w:cs/>
+          <w:lang w:val="ar_AE" w:bidi="ar_AE"/>
+        </w:rPr>
+        <w:t>غلاطية 1: 6–10</w:t>
+      </w:r>
       <w:r>
         <w:rPr>
           <w:rtl/>
@@ -985,20 +919,14 @@
         </w:rPr>
         <w:t xml:space="preserve">يمكن ترجمة هذه الآية بطرق متعددة. يشير بولس إلى أن فليمون ينبغي أن يكون كريمًا ومُنعمًا مع أنسيمس في ضوء صلاح الله لفليمون (قارن </w:t>
       </w:r>
-      <w:hyperlink r:id="rId24">
-        <w:r>
-          <w:rPr>
-            <w:rtl/>
-            <w:cs/>
-            <w:lang w:val="ar_AE" w:bidi="ar_AE"/>
-          </w:rPr>
-          <w:rPr>
-            <w:color w:val="0000EE"/>
-            <w:u w:val="single"/>
-          </w:rPr>
-          <w:t>1:10</w:t>
-        </w:r>
-      </w:hyperlink>
+      <w:r>
+        <w:rPr>
+          <w:rtl/>
+          <w:cs/>
+          <w:lang w:val="ar_AE" w:bidi="ar_AE"/>
+        </w:rPr>
+        <w:t>1:10</w:t>
+      </w:r>
       <w:r>
         <w:rPr>
           <w:rtl/>
@@ -1007,20 +935,14 @@
         </w:rPr>
         <w:t xml:space="preserve">، </w:t>
       </w:r>
-      <w:hyperlink r:id="rId25">
-        <w:r>
-          <w:rPr>
-            <w:rtl/>
-            <w:cs/>
-            <w:lang w:val="ar_AE" w:bidi="ar_AE"/>
-          </w:rPr>
-          <w:rPr>
-            <w:color w:val="0000EE"/>
-            <w:u w:val="single"/>
-          </w:rPr>
-          <w:t>17–19</w:t>
-        </w:r>
-      </w:hyperlink>
+      <w:r>
+        <w:rPr>
+          <w:rtl/>
+          <w:cs/>
+          <w:lang w:val="ar_AE" w:bidi="ar_AE"/>
+        </w:rPr>
+        <w:t>17–19</w:t>
+      </w:r>
       <w:r>
         <w:rPr>
           <w:rtl/>
@@ -1099,20 +1021,14 @@
         </w:rPr>
         <w:t>يُقَدِّم الرسول بولس طلبًا لأن فليمون كان معروفًا بكونه شخصًا رحيمًا ومحبًا (</w:t>
       </w:r>
-      <w:hyperlink r:id="rId26">
-        <w:r>
-          <w:rPr>
-            <w:rtl/>
-            <w:cs/>
-            <w:lang w:val="ar_AE" w:bidi="ar_AE"/>
-          </w:rPr>
-          <w:rPr>
-            <w:color w:val="0000EE"/>
-            <w:u w:val="single"/>
-          </w:rPr>
-          <w:t>1:5–7</w:t>
-        </w:r>
-      </w:hyperlink>
+      <w:r>
+        <w:rPr>
+          <w:rtl/>
+          <w:cs/>
+          <w:lang w:val="ar_AE" w:bidi="ar_AE"/>
+        </w:rPr>
+        <w:t>1:5–7</w:t>
+      </w:r>
       <w:r>
         <w:rPr>
           <w:rtl/>
@@ -1321,20 +1237,14 @@
         </w:rPr>
         <w:t xml:space="preserve">)... وَلكِنَّهُ الآنَ نَافِعٌ لَكَ وَلِي: قد يكون هذا تلاعبًا بالألفاظ (قارن </w:t>
       </w:r>
-      <w:hyperlink r:id="rId27">
-        <w:r>
-          <w:rPr>
-            <w:rtl/>
-            <w:cs/>
-            <w:lang w:val="ar_AE" w:bidi="ar_AE"/>
-          </w:rPr>
-          <w:rPr>
-            <w:color w:val="0000EE"/>
-            <w:u w:val="single"/>
-          </w:rPr>
-          <w:t>1:20</w:t>
-        </w:r>
-      </w:hyperlink>
+      <w:r>
+        <w:rPr>
+          <w:rtl/>
+          <w:cs/>
+          <w:lang w:val="ar_AE" w:bidi="ar_AE"/>
+        </w:rPr>
+        <w:t>1:20</w:t>
+      </w:r>
       <w:r>
         <w:rPr>
           <w:rtl/>
@@ -1410,20 +1320,14 @@
         </w:rPr>
         <w:t xml:space="preserve">يشير بولس إلى رغبته في أن يختار فليمون تحرير أنسيمس ليكون مساعدًا له (انظر أيضًا </w:t>
       </w:r>
-      <w:hyperlink r:id="rId28">
-        <w:r>
-          <w:rPr>
-            <w:rtl/>
-            <w:cs/>
-            <w:lang w:val="ar_AE" w:bidi="ar_AE"/>
-          </w:rPr>
-          <w:rPr>
-            <w:color w:val="0000EE"/>
-            <w:u w:val="single"/>
-          </w:rPr>
-          <w:t>1:21</w:t>
-        </w:r>
-      </w:hyperlink>
+      <w:r>
+        <w:rPr>
+          <w:rtl/>
+          <w:cs/>
+          <w:lang w:val="ar_AE" w:bidi="ar_AE"/>
+        </w:rPr>
+        <w:t>1:21</w:t>
+      </w:r>
       <w:r>
         <w:rPr>
           <w:rtl/>
@@ -1432,20 +1336,14 @@
         </w:rPr>
         <w:t>). الحياة المسيحية هي استجابة حرة لنعمة الله (</w:t>
       </w:r>
-      <w:hyperlink r:id="rId29">
-        <w:r>
-          <w:rPr>
-            <w:rtl/>
-            <w:cs/>
-            <w:lang w:val="ar_AE" w:bidi="ar_AE"/>
-          </w:rPr>
-          <w:rPr>
-            <w:color w:val="0000EE"/>
-            <w:u w:val="single"/>
-          </w:rPr>
-          <w:t>رومية 12:1</w:t>
-        </w:r>
-      </w:hyperlink>
+      <w:r>
+        <w:rPr>
+          <w:rtl/>
+          <w:cs/>
+          <w:lang w:val="ar_AE" w:bidi="ar_AE"/>
+        </w:rPr>
+        <w:t>رومية 12:1</w:t>
+      </w:r>
       <w:r>
         <w:rPr>
           <w:rtl/>
@@ -1454,20 +1352,14 @@
         </w:rPr>
         <w:t xml:space="preserve">; </w:t>
       </w:r>
-      <w:hyperlink r:id="rId30">
-        <w:r>
-          <w:rPr>
-            <w:rtl/>
-            <w:cs/>
-            <w:lang w:val="ar_AE" w:bidi="ar_AE"/>
-          </w:rPr>
-          <w:rPr>
-            <w:color w:val="0000EE"/>
-            <w:u w:val="single"/>
-          </w:rPr>
-          <w:t>أفسس 4:1</w:t>
-        </w:r>
-      </w:hyperlink>
+      <w:r>
+        <w:rPr>
+          <w:rtl/>
+          <w:cs/>
+          <w:lang w:val="ar_AE" w:bidi="ar_AE"/>
+        </w:rPr>
+        <w:t>أفسس 4:1</w:t>
+      </w:r>
       <w:r>
         <w:rPr>
           <w:rtl/>
@@ -1476,20 +1368,14 @@
         </w:rPr>
         <w:t xml:space="preserve">; </w:t>
       </w:r>
-      <w:hyperlink r:id="rId31">
-        <w:r>
-          <w:rPr>
-            <w:rtl/>
-            <w:cs/>
-            <w:lang w:val="ar_AE" w:bidi="ar_AE"/>
-          </w:rPr>
-          <w:rPr>
-            <w:color w:val="0000EE"/>
-            <w:u w:val="single"/>
-          </w:rPr>
-          <w:t>كولوسي 3:12–13</w:t>
-        </w:r>
-      </w:hyperlink>
+      <w:r>
+        <w:rPr>
+          <w:rtl/>
+          <w:cs/>
+          <w:lang w:val="ar_AE" w:bidi="ar_AE"/>
+        </w:rPr>
+        <w:t>كولوسي 3:12–13</w:t>
+      </w:r>
       <w:r>
         <w:rPr>
           <w:rtl/>
@@ -1800,20 +1686,14 @@
         </w:rPr>
         <w:t xml:space="preserve">يضمن بولس وعده بتوقيعه. كان عادةً يملي رسائله على كاتب أو مُحرر، وفي بعض الأحيان، كما هو الحال هنا، كان يكتب شيئًا بخط يده. • بِنَفْسِكَ: أي خلاصه. كان فليمون مدينًا لبولس بأكثر مما قد يكون أنسيمس مدينًا له. سواء كان هذا يعني أن فليمون قد اهتدى بشكل مباشر أو بشكل غير مباشر من خلال كرازة بولس ليس واضحًا (قارن </w:t>
       </w:r>
-      <w:hyperlink r:id="rId32">
-        <w:r>
-          <w:rPr>
-            <w:rtl/>
-            <w:cs/>
-            <w:lang w:val="ar_AE" w:bidi="ar_AE"/>
-          </w:rPr>
-          <w:rPr>
-            <w:color w:val="0000EE"/>
-            <w:u w:val="single"/>
-          </w:rPr>
-          <w:t>كولوسي 1:7</w:t>
-        </w:r>
-      </w:hyperlink>
+      <w:r>
+        <w:rPr>
+          <w:rtl/>
+          <w:cs/>
+          <w:lang w:val="ar_AE" w:bidi="ar_AE"/>
+        </w:rPr>
+        <w:t>كولوسي 1:7</w:t>
+      </w:r>
       <w:r>
         <w:rPr>
           <w:rtl/>
@@ -1906,20 +1786,14 @@
         </w:rPr>
         <w:t xml:space="preserve"> قد تكون الكلمة اليونانية onaimēn ("معروف، فائدة") تلاعبًا باسم أنسيمس، الذي يمكن أن يعني "مفيد" (قارن </w:t>
       </w:r>
-      <w:hyperlink r:id="rId33">
-        <w:r>
-          <w:rPr>
-            <w:rtl/>
-            <w:cs/>
-            <w:lang w:val="ar_AE" w:bidi="ar_AE"/>
-          </w:rPr>
-          <w:rPr>
-            <w:color w:val="0000EE"/>
-            <w:u w:val="single"/>
-          </w:rPr>
-          <w:t>1:11</w:t>
-        </w:r>
-      </w:hyperlink>
+      <w:r>
+        <w:rPr>
+          <w:rtl/>
+          <w:cs/>
+          <w:lang w:val="ar_AE" w:bidi="ar_AE"/>
+        </w:rPr>
+        <w:t>1:11</w:t>
+      </w:r>
       <w:r>
         <w:rPr>
           <w:rtl/>
@@ -1995,20 +1869,14 @@
         </w:rPr>
         <w:t xml:space="preserve">وإضافةً إلى ذلك، قد يكون بولس يشير إلى رغبته في أن يرى أنسيمس وقد أطلق سراحه (انظر </w:t>
       </w:r>
-      <w:hyperlink r:id="rId34">
-        <w:r>
-          <w:rPr>
-            <w:rtl/>
-            <w:cs/>
-            <w:lang w:val="ar_AE" w:bidi="ar_AE"/>
-          </w:rPr>
-          <w:rPr>
-            <w:color w:val="0000EE"/>
-            <w:u w:val="single"/>
-          </w:rPr>
-          <w:t>1:13–14</w:t>
-        </w:r>
-      </w:hyperlink>
+      <w:r>
+        <w:rPr>
+          <w:rtl/>
+          <w:cs/>
+          <w:lang w:val="ar_AE" w:bidi="ar_AE"/>
+        </w:rPr>
+        <w:t>1:13–14</w:t>
+      </w:r>
       <w:r>
         <w:rPr>
           <w:rtl/>
@@ -2151,20 +2019,14 @@
         </w:rPr>
         <w:t>كان أبفراس من سكان كولوسي، وهو الذي جلب الأخبار السارة لأول مرة إلى فليمون وعائلته (</w:t>
       </w:r>
-      <w:hyperlink r:id="rId32">
-        <w:r>
-          <w:rPr>
-            <w:rtl/>
-            <w:cs/>
-            <w:lang w:val="ar_AE" w:bidi="ar_AE"/>
-          </w:rPr>
-          <w:rPr>
-            <w:color w:val="0000EE"/>
-            <w:u w:val="single"/>
-          </w:rPr>
-          <w:t>كولوسي 1:7</w:t>
-        </w:r>
-      </w:hyperlink>
+      <w:r>
+        <w:rPr>
+          <w:rtl/>
+          <w:cs/>
+          <w:lang w:val="ar_AE" w:bidi="ar_AE"/>
+        </w:rPr>
+        <w:t>كولوسي 1:7</w:t>
+      </w:r>
       <w:r>
         <w:rPr>
           <w:rtl/>
@@ -2173,20 +2035,14 @@
         </w:rPr>
         <w:t xml:space="preserve">؛ </w:t>
       </w:r>
-      <w:hyperlink r:id="rId35">
-        <w:r>
-          <w:rPr>
-            <w:rtl/>
-            <w:cs/>
-            <w:lang w:val="ar_AE" w:bidi="ar_AE"/>
-          </w:rPr>
-          <w:rPr>
-            <w:color w:val="0000EE"/>
-            <w:u w:val="single"/>
-          </w:rPr>
-          <w:t>4:12</w:t>
-        </w:r>
-      </w:hyperlink>
+      <w:r>
+        <w:rPr>
+          <w:rtl/>
+          <w:cs/>
+          <w:lang w:val="ar_AE" w:bidi="ar_AE"/>
+        </w:rPr>
+        <w:t>4:12</w:t>
+      </w:r>
       <w:r>
         <w:rPr>
           <w:rtl/>
@@ -2262,20 +2118,14 @@
         </w:rPr>
         <w:t xml:space="preserve">عادةً ما يختتم بولس رسائله بتحيات من الآخرين وبركة. قارن </w:t>
       </w:r>
-      <w:hyperlink r:id="rId36">
-        <w:r>
-          <w:rPr>
-            <w:rtl/>
-            <w:cs/>
-            <w:lang w:val="ar_AE" w:bidi="ar_AE"/>
-          </w:rPr>
-          <w:rPr>
-            <w:color w:val="0000EE"/>
-            <w:u w:val="single"/>
-          </w:rPr>
-          <w:t>كولوسي 4:7–18</w:t>
-        </w:r>
-      </w:hyperlink>
+      <w:r>
+        <w:rPr>
+          <w:rtl/>
+          <w:cs/>
+          <w:lang w:val="ar_AE" w:bidi="ar_AE"/>
+        </w:rPr>
+        <w:t>كولوسي 4:7–18</w:t>
+      </w:r>
       <w:r>
         <w:rPr>
           <w:rtl/>
@@ -2351,20 +2201,14 @@
         </w:rPr>
         <w:t>هؤلاء الرجال مذكورون أيضًا في نهاية رسالة كولوسي (</w:t>
       </w:r>
-      <w:hyperlink r:id="rId37">
-        <w:r>
-          <w:rPr>
-            <w:rtl/>
-            <w:cs/>
-            <w:lang w:val="ar_AE" w:bidi="ar_AE"/>
-          </w:rPr>
-          <w:rPr>
-            <w:color w:val="0000EE"/>
-            <w:u w:val="single"/>
-          </w:rPr>
-          <w:t>كولوسي 4:10</w:t>
-        </w:r>
-      </w:hyperlink>
+      <w:r>
+        <w:rPr>
+          <w:rtl/>
+          <w:cs/>
+          <w:lang w:val="ar_AE" w:bidi="ar_AE"/>
+        </w:rPr>
+        <w:t>كولوسي 4:10</w:t>
+      </w:r>
       <w:r>
         <w:rPr>
           <w:rtl/>
@@ -2373,20 +2217,14 @@
         </w:rPr>
         <w:t xml:space="preserve">، </w:t>
       </w:r>
-      <w:hyperlink r:id="rId38">
-        <w:r>
-          <w:rPr>
-            <w:rtl/>
-            <w:cs/>
-            <w:lang w:val="ar_AE" w:bidi="ar_AE"/>
-          </w:rPr>
-          <w:rPr>
-            <w:color w:val="0000EE"/>
-            <w:u w:val="single"/>
-          </w:rPr>
-          <w:t>14</w:t>
-        </w:r>
-      </w:hyperlink>
+      <w:r>
+        <w:rPr>
+          <w:rtl/>
+          <w:cs/>
+          <w:lang w:val="ar_AE" w:bidi="ar_AE"/>
+        </w:rPr>
+        <w:t>14</w:t>
+      </w:r>
       <w:r>
         <w:rPr>
           <w:rtl/>
@@ -2411,20 +2249,14 @@
         </w:rPr>
         <w:t>". • أرسترخس كان شريكًا مخلصًا لبولس لسنوات عديدة (</w:t>
       </w:r>
-      <w:hyperlink r:id="rId39">
-        <w:r>
-          <w:rPr>
-            <w:rtl/>
-            <w:cs/>
-            <w:lang w:val="ar_AE" w:bidi="ar_AE"/>
-          </w:rPr>
-          <w:rPr>
-            <w:color w:val="0000EE"/>
-            <w:u w:val="single"/>
-          </w:rPr>
-          <w:t>أعمال 19:29</w:t>
-        </w:r>
-      </w:hyperlink>
+      <w:r>
+        <w:rPr>
+          <w:rtl/>
+          <w:cs/>
+          <w:lang w:val="ar_AE" w:bidi="ar_AE"/>
+        </w:rPr>
+        <w:t>أعمال 19:29</w:t>
+      </w:r>
       <w:r>
         <w:rPr>
           <w:rtl/>
@@ -2433,20 +2265,14 @@
         </w:rPr>
         <w:t xml:space="preserve">؛ </w:t>
       </w:r>
-      <w:hyperlink r:id="rId40">
-        <w:r>
-          <w:rPr>
-            <w:rtl/>
-            <w:cs/>
-            <w:lang w:val="ar_AE" w:bidi="ar_AE"/>
-          </w:rPr>
-          <w:rPr>
-            <w:color w:val="0000EE"/>
-            <w:u w:val="single"/>
-          </w:rPr>
-          <w:t>20:4</w:t>
-        </w:r>
-      </w:hyperlink>
+      <w:r>
+        <w:rPr>
+          <w:rtl/>
+          <w:cs/>
+          <w:lang w:val="ar_AE" w:bidi="ar_AE"/>
+        </w:rPr>
+        <w:t>20:4</w:t>
+      </w:r>
       <w:r>
         <w:rPr>
           <w:rtl/>
@@ -2455,20 +2281,14 @@
         </w:rPr>
         <w:t xml:space="preserve">؛ </w:t>
       </w:r>
-      <w:hyperlink r:id="rId41">
-        <w:r>
-          <w:rPr>
-            <w:rtl/>
-            <w:cs/>
-            <w:lang w:val="ar_AE" w:bidi="ar_AE"/>
-          </w:rPr>
-          <w:rPr>
-            <w:color w:val="0000EE"/>
-            <w:u w:val="single"/>
-          </w:rPr>
-          <w:t>27:2</w:t>
-        </w:r>
-      </w:hyperlink>
+      <w:r>
+        <w:rPr>
+          <w:rtl/>
+          <w:cs/>
+          <w:lang w:val="ar_AE" w:bidi="ar_AE"/>
+        </w:rPr>
+        <w:t>27:2</w:t>
+      </w:r>
       <w:r>
         <w:rPr>
           <w:rtl/>
@@ -2477,20 +2297,14 @@
         </w:rPr>
         <w:t>). • ديماس كان رفيقًا قد تخلى عن بولس في وقت لاحق (</w:t>
       </w:r>
-      <w:hyperlink r:id="rId42">
-        <w:r>
-          <w:rPr>
-            <w:rtl/>
-            <w:cs/>
-            <w:lang w:val="ar_AE" w:bidi="ar_AE"/>
-          </w:rPr>
-          <w:rPr>
-            <w:color w:val="0000EE"/>
-            <w:u w:val="single"/>
-          </w:rPr>
-          <w:t>2 تيموثاوس 4:10</w:t>
-        </w:r>
-      </w:hyperlink>
+      <w:r>
+        <w:rPr>
+          <w:rtl/>
+          <w:cs/>
+          <w:lang w:val="ar_AE" w:bidi="ar_AE"/>
+        </w:rPr>
+        <w:t>2 تيموثاوس 4:10</w:t>
+      </w:r>
       <w:r>
         <w:rPr>
           <w:rtl/>
